--- a/ftplugin/custom-reference.docx
+++ b/ftplugin/custom-reference.docx
@@ -59,7 +59,7 @@
       </w:r>
       <w:r>
         <w:rPr/>
-        <w:t xml:space="preserve">Date </w:t>
+        <w:t>Date</w:t>
       </w:r>
     </w:p>
     <w:p>
@@ -79,162 +79,71 @@
     <w:p>
       <w:pPr>
         <w:pStyle w:val="Heading1"/>
-        <w:rPr/>
-      </w:pPr>
-      <w:bookmarkStart w:id="0" w:name="heading-1"/>
+        <w:ind w:hanging="0" w:left="0"/>
+        <w:rPr/>
+      </w:pPr>
+      <w:r>
+        <w:rPr/>
+        <w:t>Başlık 1</w:t>
+      </w:r>
+    </w:p>
+    <w:p>
+      <w:pPr>
+        <w:pStyle w:val="Heading2"/>
+        <w:ind w:hanging="0" w:left="0"/>
+        <w:rPr/>
+      </w:pPr>
+      <w:r>
+        <w:rPr/>
+        <w:t>Başlık 2</w:t>
+      </w:r>
+    </w:p>
+    <w:p>
+      <w:pPr>
+        <w:pStyle w:val="Heading3"/>
+        <w:ind w:hanging="0" w:left="0"/>
+        <w:rPr/>
+      </w:pPr>
+      <w:r>
+        <w:rPr/>
+        <w:t>Başlık 3</w:t>
+      </w:r>
+    </w:p>
+    <w:p>
+      <w:pPr>
+        <w:pStyle w:val="Heading4"/>
+        <w:ind w:hanging="0" w:left="0"/>
+        <w:rPr/>
+      </w:pPr>
+      <w:r>
+        <w:rPr/>
+        <w:t>Başlık 4</w:t>
+      </w:r>
+    </w:p>
+    <w:p>
+      <w:pPr>
+        <w:pStyle w:val="BodyText"/>
+        <w:rPr/>
+      </w:pPr>
+      <w:r>
+        <w:rPr/>
+      </w:r>
+    </w:p>
+    <w:p>
+      <w:pPr>
+        <w:pStyle w:val="FirstParagraph"/>
+        <w:rPr/>
+      </w:pPr>
       <w:r>
         <w:rPr/>
         <w:t xml:space="preserve"> </w:t>
       </w:r>
       <w:r>
         <w:rPr/>
-        <w:t xml:space="preserve">Heading 1 </w:t>
-      </w:r>
+        <w:t xml:space="preserve">First Paragraph. </w:t>
+      </w:r>
+      <w:bookmarkStart w:id="0" w:name="_GoBack"/>
       <w:bookmarkEnd w:id="0"/>
-    </w:p>
-    <w:p>
-      <w:pPr>
-        <w:pStyle w:val="Heading2"/>
-        <w:rPr/>
-      </w:pPr>
-      <w:bookmarkStart w:id="1" w:name="heading-2"/>
-      <w:r>
-        <w:rPr/>
-        <w:t xml:space="preserve"> </w:t>
-      </w:r>
-      <w:r>
-        <w:rPr/>
-        <w:t xml:space="preserve">Heading 2 </w:t>
-      </w:r>
-      <w:bookmarkEnd w:id="1"/>
-    </w:p>
-    <w:p>
-      <w:pPr>
-        <w:pStyle w:val="Heading3"/>
-        <w:rPr/>
-      </w:pPr>
-      <w:bookmarkStart w:id="2" w:name="heading-3"/>
-      <w:r>
-        <w:rPr/>
-        <w:t xml:space="preserve"> </w:t>
-      </w:r>
-      <w:r>
-        <w:rPr/>
-        <w:t xml:space="preserve">Heading 3 </w:t>
-      </w:r>
-      <w:bookmarkEnd w:id="2"/>
-    </w:p>
-    <w:p>
-      <w:pPr>
-        <w:pStyle w:val="Heading4"/>
-        <w:rPr/>
-      </w:pPr>
-      <w:bookmarkStart w:id="3" w:name="heading-4"/>
-      <w:r>
-        <w:rPr/>
-        <w:t xml:space="preserve"> </w:t>
-      </w:r>
-      <w:r>
-        <w:rPr/>
-        <w:t xml:space="preserve">Heading 4 </w:t>
-      </w:r>
-      <w:bookmarkEnd w:id="3"/>
-    </w:p>
-    <w:p>
-      <w:pPr>
-        <w:pStyle w:val="Heading5"/>
-        <w:rPr/>
-      </w:pPr>
-      <w:bookmarkStart w:id="4" w:name="heading-5"/>
-      <w:r>
-        <w:rPr/>
-        <w:t xml:space="preserve"> </w:t>
-      </w:r>
-      <w:r>
-        <w:rPr/>
-        <w:t xml:space="preserve">Heading 5 </w:t>
-      </w:r>
-      <w:bookmarkEnd w:id="4"/>
-    </w:p>
-    <w:p>
-      <w:pPr>
-        <w:pStyle w:val="Heading6"/>
-        <w:rPr/>
-      </w:pPr>
-      <w:bookmarkStart w:id="5" w:name="heading-6"/>
-      <w:r>
-        <w:rPr/>
-        <w:t xml:space="preserve"> </w:t>
-      </w:r>
-      <w:r>
-        <w:rPr/>
-        <w:t xml:space="preserve">Heading 6 </w:t>
-      </w:r>
-      <w:bookmarkEnd w:id="5"/>
-    </w:p>
-    <w:p>
-      <w:pPr>
-        <w:pStyle w:val="Heading7"/>
-        <w:rPr/>
-      </w:pPr>
-      <w:bookmarkStart w:id="6" w:name="heading-7"/>
-      <w:r>
-        <w:rPr/>
-        <w:t xml:space="preserve"> </w:t>
-      </w:r>
-      <w:r>
-        <w:rPr/>
-        <w:t xml:space="preserve">Heading 7 </w:t>
-      </w:r>
-      <w:bookmarkEnd w:id="6"/>
-    </w:p>
-    <w:p>
-      <w:pPr>
-        <w:pStyle w:val="Heading8"/>
-        <w:rPr/>
-      </w:pPr>
-      <w:bookmarkStart w:id="7" w:name="heading-8"/>
-      <w:r>
-        <w:rPr/>
-        <w:t xml:space="preserve"> </w:t>
-      </w:r>
-      <w:r>
-        <w:rPr/>
-        <w:t xml:space="preserve">Heading 8 </w:t>
-      </w:r>
-      <w:bookmarkEnd w:id="7"/>
-    </w:p>
-    <w:p>
-      <w:pPr>
-        <w:pStyle w:val="Heading9"/>
-        <w:rPr/>
-      </w:pPr>
-      <w:bookmarkStart w:id="8" w:name="heading-9"/>
-      <w:r>
-        <w:rPr/>
-        <w:t xml:space="preserve"> </w:t>
-      </w:r>
-      <w:r>
-        <w:rPr/>
-        <w:t xml:space="preserve">Heading 9 </w:t>
-      </w:r>
-      <w:bookmarkEnd w:id="8"/>
-    </w:p>
-    <w:p>
-      <w:pPr>
-        <w:pStyle w:val="FirstParagraph"/>
-        <w:rPr/>
-      </w:pPr>
-      <w:r>
-        <w:rPr/>
-        <w:t xml:space="preserve"> </w:t>
-      </w:r>
-      <w:r>
-        <w:rPr/>
-        <w:t xml:space="preserve">First Paragraph. </w:t>
-      </w:r>
-      <w:bookmarkStart w:id="9" w:name="_GoBack"/>
-      <w:bookmarkEnd w:id="9"/>
     </w:p>
     <w:p>
       <w:pPr>
@@ -301,6 +210,12 @@
         <w:rPr/>
         <w:t xml:space="preserve"> </w:t>
       </w:r>
+    </w:p>
+    <w:p>
+      <w:pPr>
+        <w:pStyle w:val="TableCaption"/>
+        <w:rPr/>
+      </w:pPr>
       <w:r>
         <w:rPr/>
         <w:t xml:space="preserve">Table caption. </w:t>
@@ -308,58 +223,56 @@
     </w:p>
     <w:tbl>
       <w:tblPr>
-        <w:tblStyle w:val="DzTablo1"/>
         <w:tblW w:w="5000" w:type="pct"/>
         <w:jc w:val="left"/>
-        <w:tblInd w:w="-108" w:type="dxa"/>
+        <w:tblInd w:w="55" w:type="dxa"/>
         <w:tblLayout w:type="fixed"/>
         <w:tblCellMar>
-          <w:top w:w="0" w:type="dxa"/>
-          <w:left w:w="0" w:type="dxa"/>
-          <w:bottom w:w="0" w:type="dxa"/>
-          <w:right w:w="0" w:type="dxa"/>
+          <w:top w:w="55" w:type="dxa"/>
+          <w:left w:w="55" w:type="dxa"/>
+          <w:bottom w:w="55" w:type="dxa"/>
+          <w:right w:w="55" w:type="dxa"/>
         </w:tblCellMar>
-        <w:tblLook w:val="04a0" w:noHBand="0" w:noVBand="1" w:firstColumn="1" w:lastRow="0" w:lastColumn="0" w:firstRow="1"/>
       </w:tblPr>
       <w:tblGrid>
         <w:gridCol w:w="4679"/>
         <w:gridCol w:w="4680"/>
       </w:tblGrid>
       <w:tr>
-        <w:trPr>
-          <w:cnfStyle w:val="100000000000" w:firstRow="1" w:lastRow="0" w:firstColumn="0" w:lastColumn="0" w:oddVBand="0" w:evenVBand="0" w:oddHBand="0" w:evenHBand="0" w:firstRowFirstColumn="0" w:firstRowLastColumn="0" w:lastRowFirstColumn="0" w:lastRowLastColumn="0"/>
-        </w:trPr>
+        <w:trPr/>
         <w:tc>
           <w:tcPr>
             <w:tcW w:w="4679" w:type="dxa"/>
-            <w:cnfStyle w:val="001000000000" w:firstRow="0" w:lastRow="0" w:firstColumn="1" w:lastColumn="0" w:oddVBand="0" w:evenVBand="0" w:oddHBand="0" w:evenHBand="0" w:firstRowFirstColumn="0" w:firstRowLastColumn="0" w:lastRowFirstColumn="0" w:lastRowLastColumn="0"/>
             <w:tcBorders>
-              <w:top w:val="single" w:sz="6" w:space="0" w:color="000000"/>
-              <w:left w:val="nil"/>
-              <w:bottom w:val="single" w:sz="6" w:space="0" w:color="000000"/>
-              <w:right w:val="nil"/>
+              <w:top w:val="single" w:sz="4" w:space="0" w:color="000000"/>
+              <w:left w:val="single" w:sz="4" w:space="0" w:color="000000"/>
             </w:tcBorders>
           </w:tcPr>
           <w:p>
             <w:pPr>
-              <w:pStyle w:val="Normal"/>
-              <w:widowControl/>
-              <w:suppressAutoHyphens w:val="true"/>
-              <w:spacing w:before="0" w:after="120"/>
+              <w:pStyle w:val="TableContents"/>
+              <w:spacing w:before="0" w:after="200"/>
               <w:jc w:val="left"/>
               <w:rPr>
-                <w:rFonts w:ascii="Cambria" w:hAnsi="Cambria" w:eastAsia="Cambria" w:cs=""/>
-                <w:b/>
-                <w:bCs/>
-                <w:kern w:val="0"/>
+                <w:rFonts w:ascii="Liberation Serif" w:hAnsi="Liberation Serif"/>
+                <w:b w:val="false"/>
+                <w:bCs w:val="false"/>
+                <w:i w:val="false"/>
+                <w:i w:val="false"/>
+                <w:iCs w:val="false"/>
+                <w:strike w:val="false"/>
+                <w:dstrike w:val="false"/>
+                <w:outline w:val="false"/>
+                <w:shadow w:val="false"/>
+                <w:color w:val="000000"/>
                 <w:sz w:val="24"/>
                 <w:szCs w:val="24"/>
-                <w:lang w:val="en-US" w:eastAsia="en-US" w:bidi="ar-SA"/>
+                <w:u w:val="none"/>
               </w:rPr>
             </w:pPr>
             <w:r>
               <w:rPr>
-                <w:rFonts w:eastAsia="Cambria" w:cs="" w:ascii="Liberation Serif" w:hAnsi="Liberation Serif"/>
+                <w:rFonts w:ascii="Liberation Serif" w:hAnsi="Liberation Serif"/>
                 <w:b w:val="false"/>
                 <w:bCs w:val="false"/>
                 <w:i w:val="false"/>
@@ -369,11 +282,9 @@
                 <w:outline w:val="false"/>
                 <w:shadow w:val="false"/>
                 <w:color w:val="000000"/>
-                <w:kern w:val="0"/>
                 <w:sz w:val="24"/>
                 <w:szCs w:val="24"/>
                 <w:u w:val="none"/>
-                <w:lang w:val="en-US" w:eastAsia="en-US" w:bidi="ar-SA"/>
               </w:rPr>
             </w:r>
           </w:p>
@@ -382,33 +293,35 @@
           <w:tcPr>
             <w:tcW w:w="4680" w:type="dxa"/>
             <w:tcBorders>
-              <w:top w:val="single" w:sz="6" w:space="0" w:color="000000"/>
-              <w:left w:val="nil"/>
-              <w:bottom w:val="single" w:sz="6" w:space="0" w:color="000000"/>
-              <w:right w:val="nil"/>
+              <w:top w:val="single" w:sz="4" w:space="0" w:color="000000"/>
+              <w:right w:val="single" w:sz="4" w:space="0" w:color="000000"/>
             </w:tcBorders>
           </w:tcPr>
           <w:p>
             <w:pPr>
-              <w:pStyle w:val="Normal"/>
-              <w:widowControl/>
-              <w:suppressAutoHyphens w:val="true"/>
-              <w:spacing w:before="0" w:after="120"/>
+              <w:pStyle w:val="TableContents"/>
+              <w:spacing w:before="0" w:after="200"/>
               <w:jc w:val="left"/>
-              <w:cnfStyle w:val="100000000000" w:firstRow="1" w:lastRow="0" w:firstColumn="0" w:lastColumn="0" w:oddVBand="0" w:evenVBand="0" w:oddHBand="0" w:evenHBand="0" w:firstRowFirstColumn="0" w:firstRowLastColumn="0" w:lastRowFirstColumn="0" w:lastRowLastColumn="0"/>
               <w:rPr>
-                <w:rFonts w:ascii="Cambria" w:hAnsi="Cambria" w:eastAsia="Cambria" w:cs=""/>
-                <w:b/>
-                <w:bCs/>
-                <w:kern w:val="0"/>
+                <w:rFonts w:ascii="Liberation Serif" w:hAnsi="Liberation Serif"/>
+                <w:b w:val="false"/>
+                <w:bCs w:val="false"/>
+                <w:i w:val="false"/>
+                <w:i w:val="false"/>
+                <w:iCs w:val="false"/>
+                <w:strike w:val="false"/>
+                <w:dstrike w:val="false"/>
+                <w:outline w:val="false"/>
+                <w:shadow w:val="false"/>
+                <w:color w:val="000000"/>
                 <w:sz w:val="24"/>
                 <w:szCs w:val="24"/>
-                <w:lang w:val="en-US" w:eastAsia="en-US" w:bidi="ar-SA"/>
+                <w:u w:val="none"/>
               </w:rPr>
             </w:pPr>
             <w:r>
               <w:rPr>
-                <w:rFonts w:eastAsia="Cambria" w:cs="" w:ascii="Liberation Serif" w:hAnsi="Liberation Serif"/>
+                <w:rFonts w:ascii="Liberation Serif" w:hAnsi="Liberation Serif"/>
                 <w:b w:val="false"/>
                 <w:bCs w:val="false"/>
                 <w:i w:val="false"/>
@@ -418,51 +331,49 @@
                 <w:outline w:val="false"/>
                 <w:shadow w:val="false"/>
                 <w:color w:val="000000"/>
-                <w:kern w:val="0"/>
                 <w:sz w:val="24"/>
                 <w:szCs w:val="24"/>
                 <w:u w:val="none"/>
-                <w:lang w:val="en-US" w:eastAsia="en-US" w:bidi="ar-SA"/>
               </w:rPr>
             </w:r>
           </w:p>
         </w:tc>
       </w:tr>
       <w:tr>
-        <w:trPr>
-          <w:cnfStyle w:val="000000100000" w:firstRow="0" w:lastRow="0" w:firstColumn="0" w:lastColumn="0" w:oddVBand="0" w:evenVBand="0" w:oddHBand="1" w:evenHBand="0" w:firstRowFirstColumn="0" w:firstRowLastColumn="0" w:lastRowFirstColumn="0" w:lastRowLastColumn="0"/>
-        </w:trPr>
+        <w:trPr/>
         <w:tc>
           <w:tcPr>
             <w:tcW w:w="4679" w:type="dxa"/>
-            <w:cnfStyle w:val="001000000000" w:firstRow="0" w:lastRow="0" w:firstColumn="1" w:lastColumn="0" w:oddVBand="0" w:evenVBand="0" w:oddHBand="0" w:evenHBand="0" w:firstRowFirstColumn="0" w:firstRowLastColumn="0" w:lastRowFirstColumn="0" w:lastRowLastColumn="0"/>
             <w:tcBorders>
-              <w:top w:val="nil"/>
-              <w:left w:val="nil"/>
-              <w:bottom w:val="single" w:sz="6" w:space="0" w:color="000000"/>
-              <w:right w:val="nil"/>
+              <w:left w:val="single" w:sz="4" w:space="0" w:color="000000"/>
+              <w:bottom w:val="single" w:sz="4" w:space="0" w:color="000000"/>
             </w:tcBorders>
           </w:tcPr>
           <w:p>
             <w:pPr>
-              <w:pStyle w:val="Normal"/>
-              <w:widowControl/>
-              <w:suppressAutoHyphens w:val="true"/>
-              <w:spacing w:before="0" w:after="120"/>
+              <w:pStyle w:val="TableContents"/>
+              <w:spacing w:before="0" w:after="200"/>
               <w:jc w:val="left"/>
               <w:rPr>
-                <w:rFonts w:ascii="Cambria" w:hAnsi="Cambria" w:eastAsia="Cambria" w:cs=""/>
-                <w:b/>
-                <w:bCs/>
-                <w:kern w:val="0"/>
+                <w:rFonts w:ascii="Liberation Serif" w:hAnsi="Liberation Serif"/>
+                <w:b w:val="false"/>
+                <w:bCs w:val="false"/>
+                <w:i w:val="false"/>
+                <w:i w:val="false"/>
+                <w:iCs w:val="false"/>
+                <w:strike w:val="false"/>
+                <w:dstrike w:val="false"/>
+                <w:outline w:val="false"/>
+                <w:shadow w:val="false"/>
+                <w:color w:val="000000"/>
                 <w:sz w:val="24"/>
                 <w:szCs w:val="24"/>
-                <w:lang w:val="en-US" w:eastAsia="en-US" w:bidi="ar-SA"/>
+                <w:u w:val="none"/>
               </w:rPr>
             </w:pPr>
             <w:r>
               <w:rPr>
-                <w:rFonts w:eastAsia="Cambria" w:cs="" w:ascii="Liberation Serif" w:hAnsi="Liberation Serif"/>
+                <w:rFonts w:ascii="Liberation Serif" w:hAnsi="Liberation Serif"/>
                 <w:b w:val="false"/>
                 <w:bCs w:val="false"/>
                 <w:i w:val="false"/>
@@ -472,11 +383,9 @@
                 <w:outline w:val="false"/>
                 <w:shadow w:val="false"/>
                 <w:color w:val="000000"/>
-                <w:kern w:val="0"/>
                 <w:sz w:val="24"/>
                 <w:szCs w:val="24"/>
                 <w:u w:val="none"/>
-                <w:lang w:val="en-US" w:eastAsia="en-US" w:bidi="ar-SA"/>
               </w:rPr>
             </w:r>
           </w:p>
@@ -485,31 +394,35 @@
           <w:tcPr>
             <w:tcW w:w="4680" w:type="dxa"/>
             <w:tcBorders>
-              <w:top w:val="nil"/>
-              <w:left w:val="nil"/>
-              <w:bottom w:val="single" w:sz="6" w:space="0" w:color="000000"/>
-              <w:right w:val="nil"/>
+              <w:bottom w:val="single" w:sz="4" w:space="0" w:color="000000"/>
+              <w:right w:val="single" w:sz="4" w:space="0" w:color="000000"/>
             </w:tcBorders>
           </w:tcPr>
           <w:p>
             <w:pPr>
-              <w:pStyle w:val="Normal"/>
-              <w:widowControl/>
-              <w:suppressAutoHyphens w:val="true"/>
-              <w:spacing w:before="0" w:after="120"/>
+              <w:pStyle w:val="TableContents"/>
+              <w:spacing w:before="0" w:after="200"/>
               <w:jc w:val="left"/>
-              <w:cnfStyle w:val="000000100000" w:firstRow="0" w:lastRow="0" w:firstColumn="0" w:lastColumn="0" w:oddVBand="0" w:evenVBand="0" w:oddHBand="1" w:evenHBand="0" w:firstRowFirstColumn="0" w:firstRowLastColumn="0" w:lastRowFirstColumn="0" w:lastRowLastColumn="0"/>
               <w:rPr>
-                <w:rFonts w:ascii="Cambria" w:hAnsi="Cambria" w:eastAsia="Cambria" w:cs=""/>
-                <w:kern w:val="0"/>
+                <w:rFonts w:ascii="Liberation Serif" w:hAnsi="Liberation Serif"/>
+                <w:b w:val="false"/>
+                <w:bCs w:val="false"/>
+                <w:i w:val="false"/>
+                <w:i w:val="false"/>
+                <w:iCs w:val="false"/>
+                <w:strike w:val="false"/>
+                <w:dstrike w:val="false"/>
+                <w:outline w:val="false"/>
+                <w:shadow w:val="false"/>
+                <w:color w:val="000000"/>
                 <w:sz w:val="24"/>
                 <w:szCs w:val="24"/>
-                <w:lang w:val="en-US" w:eastAsia="en-US" w:bidi="ar-SA"/>
+                <w:u w:val="none"/>
               </w:rPr>
             </w:pPr>
             <w:r>
               <w:rPr>
-                <w:rFonts w:eastAsia="Cambria" w:cs="" w:ascii="Liberation Serif" w:hAnsi="Liberation Serif"/>
+                <w:rFonts w:ascii="Liberation Serif" w:hAnsi="Liberation Serif"/>
                 <w:b w:val="false"/>
                 <w:bCs w:val="false"/>
                 <w:i w:val="false"/>
@@ -519,11 +432,9 @@
                 <w:outline w:val="false"/>
                 <w:shadow w:val="false"/>
                 <w:color w:val="000000"/>
-                <w:kern w:val="0"/>
                 <w:sz w:val="24"/>
                 <w:szCs w:val="24"/>
                 <w:u w:val="none"/>
-                <w:lang w:val="en-US" w:eastAsia="en-US" w:bidi="ar-SA"/>
               </w:rPr>
             </w:r>
           </w:p>
@@ -541,16 +452,7 @@
     </w:p>
     <w:p>
       <w:pPr>
-        <w:pStyle w:val="Normal"/>
-        <w:rPr/>
-      </w:pPr>
-      <w:r>
-        <w:rPr/>
-      </w:r>
-    </w:p>
-    <w:p>
-      <w:pPr>
-        <w:pStyle w:val="Normal"/>
+        <w:pStyle w:val="ImageCaption"/>
         <w:rPr/>
       </w:pPr>
       <w:r>
@@ -694,6 +596,142 @@
     </w:p>
   </w:footnote>
 </w:footnotes>
+</file>
+
+<file path=word/numbering.xml><?xml version="1.0" encoding="utf-8"?>
+<w:numbering xmlns:w="http://schemas.openxmlformats.org/wordprocessingml/2006/main" xmlns:o="urn:schemas-microsoft-com:office:office" xmlns:r="http://schemas.openxmlformats.org/officeDocument/2006/relationships" xmlns:v="urn:schemas-microsoft-com:vml" xmlns:mc="http://schemas.openxmlformats.org/markup-compatibility/2006" xmlns:w14="http://schemas.microsoft.com/office/word/2010/wordml" mc:Ignorable="w14">
+  <w:abstractNum w:abstractNumId="1">
+    <w:lvl w:ilvl="0">
+      <w:start w:val="1"/>
+      <w:pStyle w:val="Heading1"/>
+      <w:numFmt w:val="decimal"/>
+      <w:lvlText w:val="%1"/>
+      <w:lvlJc w:val="left"/>
+      <w:pPr>
+        <w:tabs>
+          <w:tab w:val="num" w:pos="0"/>
+        </w:tabs>
+        <w:ind w:left="0" w:hanging="0"/>
+      </w:pPr>
+      <w:rPr/>
+    </w:lvl>
+    <w:lvl w:ilvl="1">
+      <w:start w:val="1"/>
+      <w:pStyle w:val="Heading2"/>
+      <w:numFmt w:val="decimal"/>
+      <w:lvlText w:val="%1.%2"/>
+      <w:lvlJc w:val="left"/>
+      <w:pPr>
+        <w:tabs>
+          <w:tab w:val="num" w:pos="0"/>
+        </w:tabs>
+        <w:ind w:left="0" w:hanging="0"/>
+      </w:pPr>
+      <w:rPr/>
+    </w:lvl>
+    <w:lvl w:ilvl="2">
+      <w:start w:val="1"/>
+      <w:pStyle w:val="Heading3"/>
+      <w:numFmt w:val="decimal"/>
+      <w:lvlText w:val="%1.%2.%3"/>
+      <w:lvlJc w:val="left"/>
+      <w:pPr>
+        <w:tabs>
+          <w:tab w:val="num" w:pos="0"/>
+        </w:tabs>
+        <w:ind w:left="0" w:hanging="0"/>
+      </w:pPr>
+      <w:rPr/>
+    </w:lvl>
+    <w:lvl w:ilvl="3">
+      <w:start w:val="1"/>
+      <w:pStyle w:val="Heading4"/>
+      <w:numFmt w:val="decimal"/>
+      <w:lvlText w:val="%1.%2.%3.%4"/>
+      <w:lvlJc w:val="left"/>
+      <w:pPr>
+        <w:tabs>
+          <w:tab w:val="num" w:pos="0"/>
+        </w:tabs>
+        <w:ind w:left="0" w:hanging="0"/>
+      </w:pPr>
+      <w:rPr/>
+    </w:lvl>
+    <w:lvl w:ilvl="4">
+      <w:start w:val="1"/>
+      <w:numFmt w:val="none"/>
+      <w:suff w:val="nothing"/>
+      <w:lvlText w:val=""/>
+      <w:lvlJc w:val="left"/>
+      <w:pPr>
+        <w:tabs>
+          <w:tab w:val="num" w:pos="0"/>
+        </w:tabs>
+        <w:ind w:left="0" w:hanging="0"/>
+      </w:pPr>
+      <w:rPr/>
+    </w:lvl>
+    <w:lvl w:ilvl="5">
+      <w:start w:val="1"/>
+      <w:numFmt w:val="none"/>
+      <w:suff w:val="nothing"/>
+      <w:lvlText w:val=""/>
+      <w:lvlJc w:val="left"/>
+      <w:pPr>
+        <w:tabs>
+          <w:tab w:val="num" w:pos="0"/>
+        </w:tabs>
+        <w:ind w:left="0" w:hanging="0"/>
+      </w:pPr>
+      <w:rPr/>
+    </w:lvl>
+    <w:lvl w:ilvl="6">
+      <w:start w:val="1"/>
+      <w:numFmt w:val="none"/>
+      <w:suff w:val="nothing"/>
+      <w:lvlText w:val=""/>
+      <w:lvlJc w:val="left"/>
+      <w:pPr>
+        <w:tabs>
+          <w:tab w:val="num" w:pos="0"/>
+        </w:tabs>
+        <w:ind w:left="0" w:hanging="0"/>
+      </w:pPr>
+      <w:rPr/>
+    </w:lvl>
+    <w:lvl w:ilvl="7">
+      <w:start w:val="1"/>
+      <w:numFmt w:val="none"/>
+      <w:suff w:val="nothing"/>
+      <w:lvlText w:val=""/>
+      <w:lvlJc w:val="left"/>
+      <w:pPr>
+        <w:tabs>
+          <w:tab w:val="num" w:pos="0"/>
+        </w:tabs>
+        <w:ind w:left="0" w:hanging="0"/>
+      </w:pPr>
+      <w:rPr/>
+    </w:lvl>
+    <w:lvl w:ilvl="8">
+      <w:start w:val="1"/>
+      <w:numFmt w:val="none"/>
+      <w:suff w:val="nothing"/>
+      <w:lvlText w:val=""/>
+      <w:lvlJc w:val="left"/>
+      <w:pPr>
+        <w:tabs>
+          <w:tab w:val="num" w:pos="0"/>
+        </w:tabs>
+        <w:ind w:left="0" w:hanging="0"/>
+      </w:pPr>
+      <w:rPr/>
+    </w:lvl>
+  </w:abstractNum>
+  <w:num w:numId="1">
+    <w:abstractNumId w:val="1"/>
+  </w:num>
+</w:numbering>
 </file>
 
 <file path=word/styles.xml><?xml version="1.0" encoding="utf-8"?>
@@ -1070,8 +1108,39 @@
     <w:pPr>
       <w:keepNext w:val="true"/>
       <w:keepLines/>
-      <w:spacing w:before="480" w:after="0"/>
+      <w:numPr>
+        <w:ilvl w:val="0"/>
+        <w:numId w:val="1"/>
+      </w:numPr>
+      <w:spacing w:before="475" w:after="216"/>
       <w:outlineLvl w:val="0"/>
+    </w:pPr>
+    <w:rPr>
+      <w:rFonts w:ascii="Calibri" w:hAnsi="Calibri" w:eastAsia="" w:cs="" w:asciiTheme="majorHAnsi" w:cstheme="majorBidi" w:eastAsiaTheme="majorEastAsia" w:hAnsiTheme="majorHAnsi"/>
+      <w:b/>
+      <w:bCs/>
+      <w:color w:val="000000"/>
+      <w:sz w:val="36"/>
+      <w:szCs w:val="32"/>
+      <w:lang w:val="tr-TR"/>
+    </w:rPr>
+  </w:style>
+  <w:style w:type="paragraph" w:styleId="Heading2">
+    <w:name w:val="Heading 2"/>
+    <w:basedOn w:val="Normal"/>
+    <w:next w:val="BodyText"/>
+    <w:uiPriority w:val="9"/>
+    <w:unhideWhenUsed/>
+    <w:qFormat/>
+    <w:pPr>
+      <w:keepNext w:val="true"/>
+      <w:keepLines/>
+      <w:numPr>
+        <w:ilvl w:val="1"/>
+        <w:numId w:val="1"/>
+      </w:numPr>
+      <w:spacing w:before="200" w:after="0"/>
+      <w:outlineLvl w:val="1"/>
     </w:pPr>
     <w:rPr>
       <w:rFonts w:ascii="Calibri" w:hAnsi="Calibri" w:eastAsia="" w:cs="" w:asciiTheme="majorHAnsi" w:cstheme="majorBidi" w:eastAsiaTheme="majorEastAsia" w:hAnsiTheme="majorHAnsi"/>
@@ -1079,11 +1148,11 @@
       <w:bCs/>
       <w:color w:val="000000"/>
       <w:sz w:val="32"/>
-      <w:szCs w:val="32"/>
-    </w:rPr>
-  </w:style>
-  <w:style w:type="paragraph" w:styleId="Heading2">
-    <w:name w:val="Heading 2"/>
+      <w:szCs w:val="28"/>
+    </w:rPr>
+  </w:style>
+  <w:style w:type="paragraph" w:styleId="Heading3">
+    <w:name w:val="Heading 3"/>
     <w:basedOn w:val="Normal"/>
     <w:next w:val="BodyText"/>
     <w:uiPriority w:val="9"/>
@@ -1092,8 +1161,12 @@
     <w:pPr>
       <w:keepNext w:val="true"/>
       <w:keepLines/>
+      <w:numPr>
+        <w:ilvl w:val="2"/>
+        <w:numId w:val="1"/>
+      </w:numPr>
       <w:spacing w:before="200" w:after="0"/>
-      <w:outlineLvl w:val="1"/>
+      <w:outlineLvl w:val="2"/>
     </w:pPr>
     <w:rPr>
       <w:rFonts w:ascii="Calibri" w:hAnsi="Calibri" w:eastAsia="" w:cs="" w:asciiTheme="majorHAnsi" w:cstheme="majorBidi" w:eastAsiaTheme="majorEastAsia" w:hAnsiTheme="majorHAnsi"/>
@@ -1101,11 +1174,10 @@
       <w:bCs/>
       <w:color w:val="000000"/>
       <w:sz w:val="28"/>
-      <w:szCs w:val="28"/>
-    </w:rPr>
-  </w:style>
-  <w:style w:type="paragraph" w:styleId="Heading3">
-    <w:name w:val="Heading 3"/>
+    </w:rPr>
+  </w:style>
+  <w:style w:type="paragraph" w:styleId="Heading4">
+    <w:name w:val="Heading 4"/>
     <w:basedOn w:val="Normal"/>
     <w:next w:val="BodyText"/>
     <w:uiPriority w:val="9"/>
@@ -1114,26 +1186,10 @@
     <w:pPr>
       <w:keepNext w:val="true"/>
       <w:keepLines/>
-      <w:spacing w:before="200" w:after="0"/>
-      <w:outlineLvl w:val="2"/>
-    </w:pPr>
-    <w:rPr>
-      <w:rFonts w:ascii="Calibri" w:hAnsi="Calibri" w:eastAsia="" w:cs="" w:asciiTheme="majorHAnsi" w:cstheme="majorBidi" w:eastAsiaTheme="majorEastAsia" w:hAnsiTheme="majorHAnsi"/>
-      <w:b/>
-      <w:bCs/>
-      <w:color w:val="000000"/>
-    </w:rPr>
-  </w:style>
-  <w:style w:type="paragraph" w:styleId="Heading4">
-    <w:name w:val="Heading 4"/>
-    <w:basedOn w:val="Normal"/>
-    <w:next w:val="BodyText"/>
-    <w:uiPriority w:val="9"/>
-    <w:unhideWhenUsed/>
-    <w:qFormat/>
-    <w:pPr>
-      <w:keepNext w:val="true"/>
-      <w:keepLines/>
+      <w:numPr>
+        <w:ilvl w:val="3"/>
+        <w:numId w:val="1"/>
+      </w:numPr>
       <w:spacing w:before="200" w:after="0"/>
       <w:outlineLvl w:val="3"/>
     </w:pPr>
@@ -1142,6 +1198,7 @@
       <w:bCs/>
       <w:i/>
       <w:color w:val="000000"/>
+      <w:sz w:val="28"/>
     </w:rPr>
   </w:style>
   <w:style w:type="paragraph" w:styleId="Heading5">
@@ -1298,6 +1355,11 @@
       <w:vertAlign w:val="superscript"/>
     </w:rPr>
   </w:style>
+  <w:style w:type="character" w:styleId="NumberingSymbols">
+    <w:name w:val="Numbering Symbols"/>
+    <w:qFormat/>
+    <w:rPr/>
+  </w:style>
   <w:style w:type="paragraph" w:styleId="Heading" w:customStyle="1">
     <w:name w:val="Heading"/>
     <w:basedOn w:val="Normal"/>
@@ -1384,7 +1446,7 @@
       <w:b/>
       <w:bCs/>
       <w:color w:val="000000"/>
-      <w:sz w:val="36"/>
+      <w:sz w:val="44"/>
       <w:szCs w:val="36"/>
     </w:rPr>
   </w:style>
@@ -1397,7 +1459,7 @@
       <w:spacing w:before="240" w:after="240"/>
     </w:pPr>
     <w:rPr>
-      <w:sz w:val="30"/>
+      <w:sz w:val="40"/>
       <w:szCs w:val="30"/>
     </w:rPr>
   </w:style>
@@ -1563,7 +1625,12 @@
   <w:style w:type="paragraph" w:styleId="IndexHeading">
     <w:name w:val="Index Heading"/>
     <w:basedOn w:val="Heading"/>
-    <w:pPr/>
+    <w:pPr>
+      <w:numPr>
+        <w:ilvl w:val="0"/>
+        <w:numId w:val="0"/>
+      </w:numPr>
+    </w:pPr>
     <w:rPr/>
   </w:style>
   <w:style w:type="paragraph" w:styleId="TOCHeading">
@@ -1574,6 +1641,10 @@
     <w:unhideWhenUsed/>
     <w:qFormat/>
     <w:pPr>
+      <w:numPr>
+        <w:ilvl w:val="0"/>
+        <w:numId w:val="0"/>
+      </w:numPr>
       <w:spacing w:lineRule="auto" w:line="259" w:before="240" w:after="0"/>
       <w:outlineLvl w:val="9"/>
     </w:pPr>
@@ -1608,7 +1679,14 @@
     <w:name w:val="Table"/>
     <w:basedOn w:val="Caption"/>
     <w:qFormat/>
-    <w:pPr/>
+    <w:pPr>
+      <w:pBdr>
+        <w:top w:val="single" w:sz="2" w:space="1" w:color="000000" w:shadow="1"/>
+        <w:left w:val="single" w:sz="2" w:space="1" w:color="000000" w:shadow="1"/>
+        <w:bottom w:val="single" w:sz="2" w:space="1" w:color="000000" w:shadow="1"/>
+        <w:right w:val="single" w:sz="2" w:space="1" w:color="000000" w:shadow="1"/>
+      </w:pBdr>
+    </w:pPr>
     <w:rPr/>
   </w:style>
   <w:style w:type="paragraph" w:styleId="TableIndexHeading" w:customStyle="1">
@@ -1636,12 +1714,33 @@
       </w:tabs>
     </w:pPr>
     <w:rPr/>
+  </w:style>
+  <w:style w:type="paragraph" w:styleId="HorizontalLine">
+    <w:name w:val="Horizontal Line"/>
+    <w:basedOn w:val="Normal"/>
+    <w:next w:val="BodyText"/>
+    <w:qFormat/>
+    <w:pPr>
+      <w:suppressLineNumbers/>
+      <w:pBdr>
+        <w:bottom w:val="double" w:sz="2" w:space="0" w:color="808080"/>
+      </w:pBdr>
+      <w:spacing w:before="0" w:after="283"/>
+    </w:pPr>
+    <w:rPr>
+      <w:sz w:val="12"/>
+      <w:szCs w:val="12"/>
+    </w:rPr>
   </w:style>
   <w:style w:type="numbering" w:styleId="NoList" w:default="1">
     <w:name w:val="No List"/>
     <w:uiPriority w:val="99"/>
     <w:semiHidden/>
     <w:unhideWhenUsed/>
+    <w:qFormat/>
+  </w:style>
+  <w:style w:type="numbering" w:styleId="Numbering123">
+    <w:name w:val="Numbering 123"/>
     <w:qFormat/>
   </w:style>
   <w:style w:type="table" w:default="1" w:styleId="NormalTablo">

--- a/ftplugin/custom-reference.docx
+++ b/ftplugin/custom-reference.docx
@@ -15,55 +15,56 @@
     </w:p>
     <w:p>
       <w:pPr>
-        <w:pStyle w:val="Normal"/>
-        <w:bidi w:val="0"/>
-        <w:rPr/>
-      </w:pPr>
-      <w:r>
-        <w:rPr/>
-      </w:r>
-    </w:p>
-    <w:p>
-      <w:pPr>
         <w:pStyle w:val="Title"/>
         <w:bidi w:val="0"/>
-        <w:rPr>
-          <w:rFonts w:ascii="Times new roman" w:hAnsi="Times new roman"/>
-        </w:rPr>
-      </w:pPr>
-      <w:r>
-        <w:rPr>
-          <w:rFonts w:ascii="Times new roman" w:hAnsi="Times new roman"/>
-        </w:rPr>
-        <w:t xml:space="preserve">YÖNETİCİ ÖZETİ </w:t>
-      </w:r>
-      <w:r>
-        <w:rPr>
-          <w:rFonts w:ascii="Times new roman" w:hAnsi="Times new roman"/>
-        </w:rPr>
-        <w:t>(ŞABLON)</w:t>
+        <w:jc w:val="center"/>
+        <w:rPr/>
+      </w:pPr>
+      <w:r>
+        <w:rPr/>
+        <w:t>ÖZETİN HAZIRLANIŞ AMACI (ZIYARET, TOPLANTI VB)</w:t>
+      </w:r>
+    </w:p>
+    <w:p>
+      <w:pPr>
+        <w:pStyle w:val="Title"/>
+        <w:bidi w:val="0"/>
+        <w:jc w:val="center"/>
+        <w:rPr/>
+      </w:pPr>
+      <w:r>
+        <w:rPr/>
+        <w:t>YÖNETİCİ ÖZETİ (ŞABLON)</w:t>
+      </w:r>
+    </w:p>
+    <w:p>
+      <w:pPr>
+        <w:pStyle w:val="Title"/>
+        <w:bidi w:val="0"/>
+        <w:jc w:val="center"/>
+        <w:rPr/>
+      </w:pPr>
+      <w:r>
+        <w:rPr/>
+        <w:t>16.05.2026</w:t>
       </w:r>
     </w:p>
     <w:p>
       <w:pPr>
         <w:pStyle w:val="BodyText"/>
         <w:bidi w:val="0"/>
-        <w:jc w:val="start"/>
-        <w:rPr>
-          <w:rFonts w:ascii="Times new roman" w:hAnsi="Times new roman"/>
-        </w:rPr>
-      </w:pPr>
-      <w:r>
-        <w:rPr>
-          <w:rFonts w:ascii="Times new roman" w:hAnsi="Times new roman"/>
-        </w:rPr>
-      </w:r>
-    </w:p>
-    <w:p>
-      <w:pPr>
-        <w:pStyle w:val="BodyText"/>
-        <w:bidi w:val="0"/>
-        <w:jc w:val="start"/>
+        <w:spacing w:before="86" w:after="86"/>
+        <w:jc w:val="start"/>
+        <w:rPr/>
+      </w:pPr>
+      <w:r>
+        <w:rPr/>
+      </w:r>
+    </w:p>
+    <w:p>
+      <w:pPr>
+        <w:pStyle w:val="Title"/>
+        <w:bidi w:val="0"/>
         <w:rPr>
           <w:rFonts w:ascii="Times new roman" w:hAnsi="Times new roman"/>
         </w:rPr>
@@ -181,16 +182,17 @@
             </w:rPr>
             <w:fldChar w:fldCharType="separate"/>
           </w:r>
-          <w:hyperlink w:anchor="__RefHeading___Toc1081_1652735572" w:tooltip="Şablon Hakkında Açıklama ve Yönerge – Heading-1">
-            <w:r>
-              <w:rPr>
-                <w:rStyle w:val="IndexLink"/>
-              </w:rPr>
-              <w:t>1 Şablon Hakkında Açıklama ve Yönerge – Heading-1</w:t>
-              <w:tab/>
-              <w:t>2</w:t>
-            </w:r>
-          </w:hyperlink>
+          <w:r>
+            <w:rPr>
+              <w:rStyle w:val="IndexLink"/>
+            </w:rPr>
+            <w:t>1 Şablon Hakkında Açıklama ve Yönerge – Heading-1</w:t>
+          </w:r>
+          <w:r>
+            <w:rPr/>
+            <w:tab/>
+            <w:t>2</w:t>
+          </w:r>
         </w:p>
         <w:p>
           <w:pPr>
@@ -203,16 +205,12 @@
             <w:jc w:val="start"/>
             <w:rPr/>
           </w:pPr>
-          <w:hyperlink w:anchor="__RefHeading___Toc18_694808942" w:tooltip="Konuşma Notları">
-            <w:r>
-              <w:rPr>
-                <w:rStyle w:val="IndexLink"/>
-              </w:rPr>
-              <w:t>2 Konuşma Notları</w:t>
-              <w:tab/>
-              <w:t>2</w:t>
-            </w:r>
-          </w:hyperlink>
+          <w:r>
+            <w:rPr/>
+            <w:t>2 Konuşma Notları</w:t>
+            <w:tab/>
+            <w:t>2</w:t>
+          </w:r>
         </w:p>
         <w:p>
           <w:pPr>
@@ -225,16 +223,12 @@
             <w:jc w:val="start"/>
             <w:rPr/>
           </w:pPr>
-          <w:hyperlink w:anchor="__RefHeading___Toc1006_1647339816" w:tooltip="Özgeçmişler">
-            <w:r>
-              <w:rPr>
-                <w:rStyle w:val="IndexLink"/>
-              </w:rPr>
-              <w:t>3 Özgeçmişler</w:t>
-              <w:tab/>
-              <w:t>3</w:t>
-            </w:r>
-          </w:hyperlink>
+          <w:r>
+            <w:rPr/>
+            <w:t>3 Özgeçmişler</w:t>
+            <w:tab/>
+            <w:t>3</w:t>
+          </w:r>
         </w:p>
         <w:p>
           <w:pPr>
@@ -247,16 +241,12 @@
             <w:jc w:val="start"/>
             <w:rPr/>
           </w:pPr>
-          <w:hyperlink w:anchor="__RefHeading___Toc1124_1647339816" w:tooltip="Temel Bilgiler">
-            <w:r>
-              <w:rPr>
-                <w:rStyle w:val="IndexLink"/>
-              </w:rPr>
-              <w:t>4 Temel Bilgiler</w:t>
-              <w:tab/>
-              <w:t>3</w:t>
-            </w:r>
-          </w:hyperlink>
+          <w:r>
+            <w:rPr/>
+            <w:t>4 Temel Bilgiler</w:t>
+            <w:tab/>
+            <w:t>3</w:t>
+          </w:r>
         </w:p>
         <w:p>
           <w:pPr>
@@ -269,16 +259,12 @@
             <w:jc w:val="start"/>
             <w:rPr/>
           </w:pPr>
-          <w:hyperlink w:anchor="__RefHeading___Toc1126_1647339816" w:tooltip="Mevcut ve Müzakeresi Devam Eden Anlaşmalar">
-            <w:r>
-              <w:rPr>
-                <w:rStyle w:val="IndexLink"/>
-              </w:rPr>
-              <w:t>5 Mevcut ve Müzakeresi Devam Eden Anlaşmalar</w:t>
-              <w:tab/>
-              <w:t>6</w:t>
-            </w:r>
-          </w:hyperlink>
+          <w:r>
+            <w:rPr/>
+            <w:t>5 Mevcut ve Müzakeresi Devam Eden Anlaşmalar</w:t>
+            <w:tab/>
+            <w:t>6</w:t>
+          </w:r>
         </w:p>
         <w:p>
           <w:pPr>
@@ -291,20 +277,14 @@
             <w:jc w:val="start"/>
             <w:rPr/>
           </w:pPr>
-          <w:hyperlink w:anchor="__RefHeading___Toc1128_1647339816" w:tooltip="Bakanlığımız Birimleri Nezdinde İşbirliği Alanları ve İlişkiler">
-            <w:r>
-              <w:rPr>
-                <w:rStyle w:val="IndexLink"/>
-              </w:rPr>
-              <w:t>6 Bakanlığımız Birimleri Nezdinde İşbirliği Alanları ve İlişkiler</w:t>
-              <w:tab/>
-              <w:t>6</w:t>
-            </w:r>
-          </w:hyperlink>
           <w:r>
-            <w:rPr>
-              <w:rStyle w:val="IndexLink"/>
-            </w:rPr>
+            <w:rPr/>
+            <w:t>6 Bakanlığımız Birimleri Nezdinde İşbirliği Alanları ve İlişkiler</w:t>
+            <w:tab/>
+            <w:t>6</w:t>
+          </w:r>
+          <w:r>
+            <w:rPr/>
             <w:fldChar w:fldCharType="end"/>
           </w:r>
         </w:p>
@@ -357,16 +337,8 @@
       <w:bookmarkStart w:id="0" w:name="__RefHeading___Toc1081_1652735572"/>
       <w:bookmarkEnd w:id="0"/>
       <w:r>
-        <w:rPr>
-          <w:rFonts w:ascii="Times New Roman" w:hAnsi="Times New Roman"/>
-        </w:rPr>
-        <w:t xml:space="preserve">Şablon Hakkında Açıklama ve Yönerge – </w:t>
-      </w:r>
-      <w:r>
-        <w:rPr>
-          <w:rFonts w:ascii="Times New Roman" w:hAnsi="Times New Roman"/>
-        </w:rPr>
-        <w:t>Heading-1</w:t>
+        <w:rPr/>
+        <w:t>Şablon Hakkında Açıklama ve Yönerge – Heading-1</w:t>
       </w:r>
     </w:p>
     <w:p>
@@ -383,9 +355,7 @@
         </w:rPr>
       </w:pPr>
       <w:r>
-        <w:rPr>
-          <w:rFonts w:ascii="Times New Roman" w:hAnsi="Times New Roman"/>
-        </w:rPr>
+        <w:rPr/>
         <w:t>Standart Tanımlanan Başlıklar Kullanıldığında İçindekiler Kısmı Otomatik Oluşur. (Update ederseniz)</w:t>
       </w:r>
     </w:p>
@@ -403,15 +373,11 @@
         </w:rPr>
       </w:pPr>
       <w:r>
-        <w:rPr>
-          <w:rFonts w:ascii="Times New Roman" w:hAnsi="Times New Roman"/>
-        </w:rPr>
+        <w:rPr/>
         <w:t xml:space="preserve"> </w:t>
       </w:r>
       <w:r>
-        <w:rPr>
-          <w:rFonts w:ascii="Times New Roman" w:hAnsi="Times New Roman"/>
-        </w:rPr>
+        <w:rPr/>
         <w:t>İçindekiler Kısmı sadece birinci derece başlıkları alacak biçimde oluşturulmuştur.</w:t>
       </w:r>
     </w:p>
@@ -429,9 +395,7 @@
         </w:rPr>
       </w:pPr>
       <w:r>
-        <w:rPr>
-          <w:rFonts w:ascii="Times New Roman" w:hAnsi="Times New Roman"/>
-        </w:rPr>
+        <w:rPr/>
         <w:t>Birinci derece başlık haricinde aşağıdaki başlık sitilleri tanımlanmıştır:</w:t>
       </w:r>
     </w:p>
@@ -451,11 +415,7 @@
       <w:bookmarkEnd w:id="1"/>
       <w:r>
         <w:rPr/>
-        <w:t xml:space="preserve">Heading-2 </w:t>
-      </w:r>
-      <w:r>
-        <w:rPr/>
-        <w:t>Merhaba</w:t>
+        <w:t>Heading-2 Merhaba</w:t>
       </w:r>
     </w:p>
     <w:p>
@@ -474,11 +434,7 @@
       <w:bookmarkEnd w:id="2"/>
       <w:r>
         <w:rPr/>
-        <w:t xml:space="preserve">Heading-3  </w:t>
-      </w:r>
-      <w:r>
-        <w:rPr/>
-        <w:t>Dünya</w:t>
+        <w:t>Heading-3  Dünya</w:t>
       </w:r>
     </w:p>
     <w:p>
@@ -507,16 +463,7 @@
           <w:sz w:val="24"/>
           <w:szCs w:val="24"/>
         </w:rPr>
-        <w:t xml:space="preserve">Heading-4  </w:t>
-      </w:r>
-      <w:r>
-        <w:rPr>
-          <w:i w:val="false"/>
-          <w:iCs w:val="false"/>
-          <w:sz w:val="24"/>
-          <w:szCs w:val="24"/>
-        </w:rPr>
-        <w:t>Nasılsın</w:t>
+        <w:t>Heading-4  Nasılsın</w:t>
       </w:r>
     </w:p>
     <w:p>
@@ -535,11 +482,7 @@
       <w:bookmarkEnd w:id="4"/>
       <w:r>
         <w:rPr/>
-        <w:t xml:space="preserve">Heading-5 </w:t>
-      </w:r>
-      <w:r>
-        <w:rPr/>
-        <w:t>Görüşmeyeli</w:t>
+        <w:t>Heading-5 Görüşmeyeli</w:t>
       </w:r>
     </w:p>
     <w:p>
@@ -556,15 +499,11 @@
         </w:rPr>
       </w:pPr>
       <w:r>
-        <w:rPr>
-          <w:rFonts w:ascii="Times New Roman" w:hAnsi="Times New Roman"/>
-        </w:rPr>
+        <w:rPr/>
         <w:t xml:space="preserve"> </w:t>
       </w:r>
       <w:r>
-        <w:rPr>
-          <w:rFonts w:ascii="Times New Roman" w:hAnsi="Times New Roman"/>
-        </w:rPr>
+        <w:rPr/>
         <w:t>Başlık renkleri otomatik tanımlanmıştır.</w:t>
       </w:r>
     </w:p>
@@ -582,10 +521,27 @@
         </w:rPr>
       </w:pPr>
       <w:r>
+        <w:rPr/>
+        <w:t>Bu şablon</w:t>
+      </w:r>
+      <w:r>
         <w:rPr>
-          <w:rFonts w:ascii="Times New Roman" w:hAnsi="Times New Roman"/>
+          <w:b w:val="false"/>
+          <w:bCs w:val="false"/>
         </w:rPr>
-        <w:t>Bu şablon içerik sınırlaması, ve yönlendirmesi yapmamakla birlikte verilen başlıklar, alt başlıklar ve tablolar belli bir içerik standardı sağlamaya yönelik seçilmiştir.</w:t>
+        <w:t xml:space="preserve"> içerik sınırlaması, ve yönlendirmesi yapmamakla birlikte </w:t>
+      </w:r>
+      <w:r>
+        <w:rPr/>
+        <w:t xml:space="preserve">verilen başlıklar, alt başlıklar ve tablolar belli bir içerik standardı sağlamaya yönelik seçilmiştir. Duruma </w:t>
+      </w:r>
+      <w:r>
+        <w:rPr/>
+        <w:t>ve</w:t>
+      </w:r>
+      <w:r>
+        <w:rPr/>
+        <w:t xml:space="preserve"> ülkelere göre başlıklar değişebilir, silinebilir, yenileri eklenebilir.</w:t>
       </w:r>
     </w:p>
     <w:p>
@@ -602,28 +558,8 @@
         </w:rPr>
       </w:pPr>
       <w:r>
-        <w:rPr>
-          <w:rFonts w:ascii="Times New Roman" w:hAnsi="Times New Roman"/>
-        </w:rPr>
-        <w:t>Bullet pointler</w:t>
-      </w:r>
-      <w:r>
-        <w:rPr>
-          <w:rFonts w:ascii="Times New Roman" w:hAnsi="Times New Roman"/>
-        </w:rPr>
-        <w:t>de</w:t>
-      </w:r>
-      <w:r>
-        <w:rPr>
-          <w:rFonts w:ascii="Times New Roman" w:hAnsi="Times New Roman"/>
-        </w:rPr>
-        <w:t xml:space="preserve"> standart olarak burada kullanılan still tercih edil</w:t>
-      </w:r>
-      <w:r>
-        <w:rPr>
-          <w:rFonts w:ascii="Times New Roman" w:hAnsi="Times New Roman"/>
-        </w:rPr>
-        <w:t>ebilir.</w:t>
+        <w:rPr/>
+        <w:t>Bullet pointlerde standart olarak burada kullanılan still tercih edilmesi tavsiye edilir.</w:t>
       </w:r>
     </w:p>
     <w:p>
@@ -640,10 +576,34 @@
         </w:rPr>
       </w:pPr>
       <w:r>
+        <w:rPr/>
+        <w:t xml:space="preserve">Şablonda örnek olarak verilen “İlk bakış”, “Seçilmiş Ekonomik ve Sosyal Göstergeler” tabloları ile ikili ticaret kısmı altında tanımlanan diğer tablolar; Genel Müdürlüğümüz dahilinde oluşturulan “Otomatik Gösterge Raporu” ve “Otomatik Ticaret Raporu” verileri ile uyumlu olduğu için özellikle acil durumlarda oldukça hızlı ve rahat güncellemeye imkan vermesi bakımından kullanımı tavsiye edilir. (Not: </w:t>
+      </w:r>
+      <w:r>
         <w:rPr>
-          <w:rFonts w:ascii="Times New Roman" w:hAnsi="Times New Roman"/>
+          <w:b/>
+          <w:bCs/>
+          <w:i/>
+          <w:iCs/>
         </w:rPr>
-        <w:t>Şablonda örnek olarak verilen “İlk bakış”, “Seçilmiş Ekonomik ve Sosyal Göstergeler” tabloları ile ikili ticaret kısmı altında tanımlanan diğer tablolar Genel Müdürlüğümüz dahilinde oluşturulan “Otomatik gösterge raporu” ve “otomatik ticaret raporu” verileri ile uyumlu olduğu için özellikle acil durumlarda oldukça hızlı ve rahat güncellemeye imkan vermesi bakımından kullanımı tavsiye edilir. (Not: Otomatik gösterge raporundaki ithalat ve ihracat rakamları dünya bankası rakamları olup, istenirse daha yeni veri olması bakımından trademap verileri ile manuel olarak değiştirilmesi tavsiye edilir …)</w:t>
+        <w:t>Otomatik gösterge raporundaki</w:t>
+      </w:r>
+      <w:r>
+        <w:rPr/>
+        <w:t xml:space="preserve"> ithalat ve ihracat rakamları dünya bankası rakamları olup, istenirse </w:t>
+      </w:r>
+      <w:r>
+        <w:rPr>
+          <w:b/>
+          <w:bCs/>
+          <w:i/>
+          <w:iCs/>
+        </w:rPr>
+        <w:t>daha yeni veri olması bakımından trademap verileri ile manuel olarak değiştirilmesi tavsiye edilir</w:t>
+      </w:r>
+      <w:r>
+        <w:rPr/>
+        <w:t xml:space="preserve"> …)</w:t>
       </w:r>
     </w:p>
     <w:p>
@@ -660,22 +620,37 @@
         </w:rPr>
       </w:pPr>
       <w:r>
+        <w:rPr/>
+        <w:t>Tüm fontlar ‘Times New Roman’ olarak tanımlanmıştır</w:t>
+      </w:r>
+    </w:p>
+    <w:p>
+      <w:pPr>
+        <w:pStyle w:val="BodyText"/>
+        <w:numPr>
+          <w:ilvl w:val="0"/>
+          <w:numId w:val="2"/>
+        </w:numPr>
+        <w:bidi w:val="0"/>
+        <w:jc w:val="start"/>
         <w:rPr>
           <w:rFonts w:ascii="Times New Roman" w:hAnsi="Times New Roman"/>
         </w:rPr>
-        <w:t>Tüm fontlar ‘Times New Roman’ olarak tanımlanmıştır. (</w:t>
+      </w:pPr>
+      <w:r>
+        <w:rPr/>
+        <w:t xml:space="preserve">En son talimatlara göre, haritaların nationsonline.org sitesinden alınması istenmektedir. (Harita üstündeki marka ibaresi olmayacak/silinecek ancak)… Bu şablondaki harita da adı geçen siteden alınıp, </w:t>
       </w:r>
       <w:r>
         <w:rPr>
-          <w:rFonts w:ascii="Times New Roman" w:hAnsi="Times New Roman"/>
+          <w:b/>
+          <w:bCs/>
         </w:rPr>
-        <w:t xml:space="preserve">ileride </w:t>
-      </w:r>
-      <w:r>
-        <w:rPr>
-          <w:rFonts w:ascii="Times New Roman" w:hAnsi="Times New Roman"/>
-        </w:rPr>
-        <w:t>Arial’a dönülebilir)</w:t>
+        <w:t>‘nationsonline.org’</w:t>
+      </w:r>
+      <w:r>
+        <w:rPr/>
+        <w:t xml:space="preserve"> yazısı silinmiştir.</w:t>
       </w:r>
     </w:p>
     <w:p>
@@ -695,16 +670,25 @@
       <w:bookmarkStart w:id="5" w:name="__RefHeading___Toc18_694808942"/>
       <w:bookmarkEnd w:id="5"/>
       <w:r>
-        <w:rPr>
-          <w:rFonts w:ascii="Times New Roman" w:hAnsi="Times New Roman"/>
-        </w:rPr>
-        <w:t>Ko</w:t>
-      </w:r>
-      <w:r>
-        <w:rPr>
-          <w:rFonts w:ascii="Times New Roman" w:hAnsi="Times New Roman"/>
-        </w:rPr>
-        <w:t>nuşma Notları</w:t>
+        <w:rPr/>
+        <w:t>Konuşma Notları</w:t>
+      </w:r>
+    </w:p>
+    <w:p>
+      <w:pPr>
+        <w:pStyle w:val="Heading2"/>
+        <w:tabs>
+          <w:tab w:val="clear" w:pos="709"/>
+          <w:tab w:val="left" w:pos="0" w:leader="none"/>
+        </w:tabs>
+        <w:bidi w:val="0"/>
+        <w:ind w:hanging="0" w:start="0"/>
+        <w:jc w:val="start"/>
+        <w:rPr/>
+      </w:pPr>
+      <w:r>
+        <w:rPr/>
+        <w:t>Türkçe</w:t>
       </w:r>
     </w:p>
     <w:p>
@@ -744,15 +728,80 @@
         <w:pStyle w:val="BodyText"/>
         <w:numPr>
           <w:ilvl w:val="0"/>
-          <w:numId w:val="0"/>
+          <w:numId w:val="3"/>
         </w:numPr>
         <w:bidi w:val="0"/>
-        <w:ind w:hanging="0" w:start="720"/>
-        <w:jc w:val="start"/>
-        <w:rPr/>
-      </w:pPr>
-      <w:r>
-        <w:rPr/>
+        <w:jc w:val="start"/>
+        <w:rPr/>
+      </w:pPr>
+      <w:r>
+        <w:rPr/>
+        <w:t>...</w:t>
+      </w:r>
+    </w:p>
+    <w:p>
+      <w:pPr>
+        <w:pStyle w:val="Heading2"/>
+        <w:tabs>
+          <w:tab w:val="clear" w:pos="709"/>
+          <w:tab w:val="left" w:pos="0" w:leader="none"/>
+        </w:tabs>
+        <w:bidi w:val="0"/>
+        <w:ind w:hanging="0" w:start="0"/>
+        <w:jc w:val="start"/>
+        <w:rPr/>
+      </w:pPr>
+      <w:r>
+        <w:rPr/>
+        <w:t>İngilizce</w:t>
+      </w:r>
+    </w:p>
+    <w:p>
+      <w:pPr>
+        <w:pStyle w:val="BodyText"/>
+        <w:numPr>
+          <w:ilvl w:val="0"/>
+          <w:numId w:val="4"/>
+        </w:numPr>
+        <w:bidi w:val="0"/>
+        <w:jc w:val="start"/>
+        <w:rPr/>
+      </w:pPr>
+      <w:r>
+        <w:rPr/>
+        <w:t>I welcome your entire delegation, especially Your Excellency, to our country and respectfully greet all members of the delegation.</w:t>
+      </w:r>
+    </w:p>
+    <w:p>
+      <w:pPr>
+        <w:pStyle w:val="BodyText"/>
+        <w:numPr>
+          <w:ilvl w:val="0"/>
+          <w:numId w:val="4"/>
+        </w:numPr>
+        <w:bidi w:val="0"/>
+        <w:jc w:val="start"/>
+        <w:rPr/>
+      </w:pPr>
+      <w:r>
+        <w:rPr/>
+        <w:t>I hope that this visit will help deepen our bilateral relations in every field.</w:t>
+      </w:r>
+    </w:p>
+    <w:p>
+      <w:pPr>
+        <w:pStyle w:val="BodyText"/>
+        <w:numPr>
+          <w:ilvl w:val="0"/>
+          <w:numId w:val="4"/>
+        </w:numPr>
+        <w:bidi w:val="0"/>
+        <w:jc w:val="start"/>
+        <w:rPr/>
+      </w:pPr>
+      <w:r>
+        <w:rPr/>
+        <w:t>...</w:t>
       </w:r>
     </w:p>
     <w:p>
@@ -821,7 +870,7 @@
             <w:pPr>
               <w:pStyle w:val="TableContents"/>
               <w:bidi w:val="0"/>
-              <w:ind w:hanging="0" w:start="0"/>
+              <w:ind w:hanging="0" w:start="0" w:end="43"/>
               <w:jc w:val="center"/>
               <w:rPr>
                 <w:b/>
@@ -896,7 +945,7 @@
             <w:r>
               <w:rPr/>
               <w:drawing>
-                <wp:anchor distT="0" distB="0" distL="0" distR="0" simplePos="0" relativeHeight="3" behindDoc="0" locked="0" layoutInCell="0" allowOverlap="1">
+                <wp:anchor distT="0" distB="0" distL="0" distR="0" simplePos="0" relativeHeight="3" behindDoc="0" locked="0" layoutInCell="1" allowOverlap="1">
                   <wp:simplePos x="0" y="0"/>
                   <wp:positionH relativeFrom="column">
                     <wp:align>center</wp:align>
@@ -1297,7 +1346,7 @@
             <w:pPr>
               <w:pStyle w:val="TableContents"/>
               <w:bidi w:val="0"/>
-              <w:ind w:hanging="0" w:start="0"/>
+              <w:ind w:hanging="0" w:start="0" w:end="43"/>
               <w:jc w:val="start"/>
               <w:rPr>
                 <w:b/>
@@ -1316,7 +1365,7 @@
             <w:pPr>
               <w:pStyle w:val="TableContents"/>
               <w:bidi w:val="0"/>
-              <w:ind w:hanging="0" w:start="0"/>
+              <w:ind w:hanging="0" w:start="0" w:end="43"/>
               <w:jc w:val="start"/>
               <w:rPr>
                 <w:b/>
@@ -1334,7 +1383,7 @@
             <w:pPr>
               <w:pStyle w:val="TableContents"/>
               <w:bidi w:val="0"/>
-              <w:ind w:hanging="0" w:start="0"/>
+              <w:ind w:hanging="0" w:start="0" w:end="43"/>
               <w:jc w:val="start"/>
               <w:rPr>
                 <w:b w:val="false"/>
@@ -1353,7 +1402,7 @@
             <w:pPr>
               <w:pStyle w:val="TableContents"/>
               <w:bidi w:val="0"/>
-              <w:ind w:hanging="0" w:start="0"/>
+              <w:ind w:hanging="0" w:start="0" w:end="43"/>
               <w:jc w:val="start"/>
               <w:rPr>
                 <w:b w:val="false"/>
@@ -1372,7 +1421,7 @@
             <w:pPr>
               <w:pStyle w:val="TableContents"/>
               <w:bidi w:val="0"/>
-              <w:ind w:hanging="0" w:start="0"/>
+              <w:ind w:hanging="0" w:start="0" w:end="43"/>
               <w:jc w:val="start"/>
               <w:rPr>
                 <w:b/>
@@ -1398,6 +1447,64 @@
       </w:pPr>
       <w:r>
         <w:rPr/>
+      </w:r>
+    </w:p>
+    <w:p>
+      <w:pPr>
+        <w:pStyle w:val="Heading2"/>
+        <w:tabs>
+          <w:tab w:val="clear" w:pos="709"/>
+          <w:tab w:val="left" w:pos="0" w:leader="none"/>
+        </w:tabs>
+        <w:bidi w:val="0"/>
+        <w:ind w:hanging="0" w:start="0"/>
+        <w:jc w:val="start"/>
+        <w:rPr/>
+      </w:pPr>
+      <w:r>
+        <w:rPr/>
+        <w:t>Muadil Bakanlığın Görevleri</w:t>
+      </w:r>
+    </w:p>
+    <w:p>
+      <w:pPr>
+        <w:pStyle w:val="BodyText"/>
+        <w:bidi w:val="0"/>
+        <w:jc w:val="start"/>
+        <w:rPr/>
+      </w:pPr>
+      <w:r>
+        <w:rPr/>
+        <w:t>...</w:t>
+      </w:r>
+    </w:p>
+    <w:p>
+      <w:pPr>
+        <w:pStyle w:val="Heading2"/>
+        <w:tabs>
+          <w:tab w:val="clear" w:pos="709"/>
+          <w:tab w:val="left" w:pos="0" w:leader="none"/>
+        </w:tabs>
+        <w:bidi w:val="0"/>
+        <w:ind w:hanging="0" w:start="0"/>
+        <w:jc w:val="start"/>
+        <w:rPr/>
+      </w:pPr>
+      <w:r>
+        <w:rPr/>
+        <w:t>Muadil Bakan’ın Son Dönem Demeçleri</w:t>
+      </w:r>
+    </w:p>
+    <w:p>
+      <w:pPr>
+        <w:pStyle w:val="BodyText"/>
+        <w:bidi w:val="0"/>
+        <w:jc w:val="start"/>
+        <w:rPr/>
+      </w:pPr>
+      <w:r>
+        <w:rPr/>
+        <w:t>...</w:t>
       </w:r>
     </w:p>
     <w:p>
@@ -1439,11 +1546,7 @@
       <w:bookmarkEnd w:id="8"/>
       <w:r>
         <w:rPr/>
-        <w:t xml:space="preserve"> – </w:t>
-      </w:r>
-      <w:r>
-        <w:rPr/>
-        <w:t>Heading 2</w:t>
+        <w:t xml:space="preserve"> – Heading 2</w:t>
       </w:r>
     </w:p>
     <w:p>
@@ -1456,17 +1559,6 @@
       <w:r>
         <w:rPr/>
         <w:t>İlk Bakış</w:t>
-      </w:r>
-    </w:p>
-    <w:p>
-      <w:pPr>
-        <w:pStyle w:val="TableCaption"/>
-        <w:bidi w:val="0"/>
-        <w:jc w:val="start"/>
-        <w:rPr/>
-      </w:pPr>
-      <w:r>
-        <w:rPr/>
       </w:r>
     </w:p>
     <w:tbl>
@@ -1695,14 +1787,14 @@
         </w:tblCellMar>
       </w:tblPr>
       <w:tblGrid>
-        <w:gridCol w:w="1701"/>
-        <w:gridCol w:w="7659"/>
+        <w:gridCol w:w="1700"/>
+        <w:gridCol w:w="7660"/>
       </w:tblGrid>
       <w:tr>
         <w:trPr/>
         <w:tc>
           <w:tcPr>
-            <w:tcW w:w="1701" w:type="dxa"/>
+            <w:tcW w:w="1700" w:type="dxa"/>
             <w:tcBorders>
               <w:top w:val="single" w:sz="2" w:space="0" w:color="000000"/>
               <w:start w:val="single" w:sz="2" w:space="0" w:color="000000"/>
@@ -1735,7 +1827,7 @@
         </w:tc>
         <w:tc>
           <w:tcPr>
-            <w:tcW w:w="7659" w:type="dxa"/>
+            <w:tcW w:w="7660" w:type="dxa"/>
             <w:tcBorders>
               <w:top w:val="single" w:sz="2" w:space="0" w:color="000000"/>
               <w:start w:val="single" w:sz="2" w:space="0" w:color="000000"/>
@@ -1772,7 +1864,7 @@
         <w:trPr/>
         <w:tc>
           <w:tcPr>
-            <w:tcW w:w="1701" w:type="dxa"/>
+            <w:tcW w:w="1700" w:type="dxa"/>
             <w:tcBorders>
               <w:start w:val="single" w:sz="2" w:space="0" w:color="000000"/>
               <w:bottom w:val="single" w:sz="2" w:space="0" w:color="000000"/>
@@ -1804,7 +1896,7 @@
         </w:tc>
         <w:tc>
           <w:tcPr>
-            <w:tcW w:w="7659" w:type="dxa"/>
+            <w:tcW w:w="7660" w:type="dxa"/>
             <w:tcBorders>
               <w:start w:val="single" w:sz="2" w:space="0" w:color="000000"/>
               <w:bottom w:val="single" w:sz="2" w:space="0" w:color="000000"/>
@@ -1840,7 +1932,7 @@
         <w:trPr/>
         <w:tc>
           <w:tcPr>
-            <w:tcW w:w="1701" w:type="dxa"/>
+            <w:tcW w:w="1700" w:type="dxa"/>
             <w:tcBorders>
               <w:start w:val="single" w:sz="2" w:space="0" w:color="000000"/>
               <w:bottom w:val="single" w:sz="2" w:space="0" w:color="000000"/>
@@ -1872,7 +1964,7 @@
         </w:tc>
         <w:tc>
           <w:tcPr>
-            <w:tcW w:w="7659" w:type="dxa"/>
+            <w:tcW w:w="7660" w:type="dxa"/>
             <w:tcBorders>
               <w:start w:val="single" w:sz="2" w:space="0" w:color="000000"/>
               <w:bottom w:val="single" w:sz="2" w:space="0" w:color="000000"/>
@@ -1917,7 +2009,7 @@
         <w:trPr/>
         <w:tc>
           <w:tcPr>
-            <w:tcW w:w="1701" w:type="dxa"/>
+            <w:tcW w:w="1700" w:type="dxa"/>
             <w:tcBorders>
               <w:start w:val="single" w:sz="2" w:space="0" w:color="000000"/>
               <w:bottom w:val="single" w:sz="2" w:space="0" w:color="000000"/>
@@ -1949,7 +2041,7 @@
         </w:tc>
         <w:tc>
           <w:tcPr>
-            <w:tcW w:w="7659" w:type="dxa"/>
+            <w:tcW w:w="7660" w:type="dxa"/>
             <w:tcBorders>
               <w:start w:val="single" w:sz="2" w:space="0" w:color="000000"/>
               <w:bottom w:val="single" w:sz="2" w:space="0" w:color="000000"/>
@@ -1976,15 +2068,7 @@
                 <w:iCs w:val="false"/>
                 <w:szCs w:val="24"/>
               </w:rPr>
-              <w:t>XXX</w:t>
-            </w:r>
-            <w:r>
-              <w:rPr>
-                <w:bCs w:val="false"/>
-                <w:iCs w:val="false"/>
-                <w:szCs w:val="24"/>
-              </w:rPr>
-              <w:t xml:space="preserve"> Doları</w:t>
+              <w:t>XXX Doları</w:t>
             </w:r>
           </w:p>
         </w:tc>
@@ -1993,52 +2077,24 @@
     <w:p>
       <w:pPr>
         <w:pStyle w:val="Heading2"/>
-        <w:tabs>
-          <w:tab w:val="clear" w:pos="709"/>
-          <w:tab w:val="left" w:pos="0" w:leader="none"/>
-        </w:tabs>
+        <w:numPr>
+          <w:ilvl w:val="0"/>
+          <w:numId w:val="0"/>
+        </w:numPr>
         <w:bidi w:val="0"/>
         <w:ind w:hanging="0" w:start="0"/>
         <w:jc w:val="start"/>
         <w:rPr/>
       </w:pPr>
-      <w:r>
-        <w:rPr/>
-      </w:r>
-    </w:p>
-    <w:p>
-      <w:pPr>
-        <w:pStyle w:val="Heading2"/>
-        <w:tabs>
-          <w:tab w:val="clear" w:pos="709"/>
-          <w:tab w:val="left" w:pos="0" w:leader="none"/>
-        </w:tabs>
-        <w:bidi w:val="0"/>
-        <w:ind w:hanging="0" w:start="0"/>
-        <w:jc w:val="start"/>
-        <w:rPr/>
-      </w:pPr>
       <w:bookmarkStart w:id="9" w:name="makam-ve-elçilik-bilgileri"/>
       <w:r>
         <w:rPr/>
-        <w:t xml:space="preserve">Makam </w:t>
-      </w:r>
-      <w:r>
-        <w:rPr/>
-        <w:t>ve</w:t>
-      </w:r>
-      <w:r>
-        <w:rPr/>
-        <w:t xml:space="preserve"> Elçilik Bilgileri</w:t>
+        <w:t>Makam ve Elçilik Bilgileri</w:t>
       </w:r>
       <w:bookmarkEnd w:id="9"/>
       <w:r>
         <w:rPr/>
-        <w:t xml:space="preserve"> – </w:t>
-      </w:r>
-      <w:r>
-        <w:rPr/>
-        <w:t>Heading 2</w:t>
+        <w:t xml:space="preserve"> – Heading 2</w:t>
       </w:r>
     </w:p>
     <w:p>
@@ -2067,14 +2123,14 @@
         </w:tblCellMar>
       </w:tblPr>
       <w:tblGrid>
-        <w:gridCol w:w="2620"/>
-        <w:gridCol w:w="6740"/>
+        <w:gridCol w:w="2619"/>
+        <w:gridCol w:w="6741"/>
       </w:tblGrid>
       <w:tr>
         <w:trPr/>
         <w:tc>
           <w:tcPr>
-            <w:tcW w:w="2620" w:type="dxa"/>
+            <w:tcW w:w="2619" w:type="dxa"/>
             <w:tcBorders>
               <w:top w:val="single" w:sz="2" w:space="0" w:color="000000"/>
               <w:start w:val="single" w:sz="2" w:space="0" w:color="000000"/>
@@ -2096,7 +2152,7 @@
         </w:tc>
         <w:tc>
           <w:tcPr>
-            <w:tcW w:w="6740" w:type="dxa"/>
+            <w:tcW w:w="6741" w:type="dxa"/>
             <w:tcBorders>
               <w:top w:val="single" w:sz="2" w:space="0" w:color="000000"/>
               <w:start w:val="single" w:sz="2" w:space="0" w:color="000000"/>
@@ -2122,7 +2178,7 @@
         <w:trPr/>
         <w:tc>
           <w:tcPr>
-            <w:tcW w:w="2620" w:type="dxa"/>
+            <w:tcW w:w="2619" w:type="dxa"/>
             <w:tcBorders>
               <w:start w:val="single" w:sz="2" w:space="0" w:color="000000"/>
               <w:bottom w:val="single" w:sz="2" w:space="0" w:color="000000"/>
@@ -2143,7 +2199,7 @@
         </w:tc>
         <w:tc>
           <w:tcPr>
-            <w:tcW w:w="6740" w:type="dxa"/>
+            <w:tcW w:w="6741" w:type="dxa"/>
             <w:tcBorders>
               <w:start w:val="single" w:sz="2" w:space="0" w:color="000000"/>
               <w:bottom w:val="single" w:sz="2" w:space="0" w:color="000000"/>
@@ -2168,7 +2224,7 @@
         <w:trPr/>
         <w:tc>
           <w:tcPr>
-            <w:tcW w:w="2620" w:type="dxa"/>
+            <w:tcW w:w="2619" w:type="dxa"/>
             <w:tcBorders>
               <w:start w:val="single" w:sz="2" w:space="0" w:color="000000"/>
               <w:bottom w:val="single" w:sz="2" w:space="0" w:color="000000"/>
@@ -2189,7 +2245,7 @@
         </w:tc>
         <w:tc>
           <w:tcPr>
-            <w:tcW w:w="6740" w:type="dxa"/>
+            <w:tcW w:w="6741" w:type="dxa"/>
             <w:tcBorders>
               <w:start w:val="single" w:sz="2" w:space="0" w:color="000000"/>
               <w:bottom w:val="single" w:sz="2" w:space="0" w:color="000000"/>
@@ -2213,7 +2269,7 @@
         <w:trPr/>
         <w:tc>
           <w:tcPr>
-            <w:tcW w:w="2620" w:type="dxa"/>
+            <w:tcW w:w="2619" w:type="dxa"/>
             <w:tcBorders>
               <w:start w:val="single" w:sz="2" w:space="0" w:color="000000"/>
               <w:bottom w:val="single" w:sz="2" w:space="0" w:color="000000"/>
@@ -2233,7 +2289,7 @@
         </w:tc>
         <w:tc>
           <w:tcPr>
-            <w:tcW w:w="6740" w:type="dxa"/>
+            <w:tcW w:w="6741" w:type="dxa"/>
             <w:tcBorders>
               <w:start w:val="single" w:sz="2" w:space="0" w:color="000000"/>
               <w:bottom w:val="single" w:sz="2" w:space="0" w:color="000000"/>
@@ -2249,32 +2305,12 @@
             </w:pPr>
             <w:r>
               <w:rPr/>
-              <w:t xml:space="preserve">Sanayi ve İnovasyon Bakanı, Bilim Bakanı : </w:t>
-            </w:r>
-            <w:r>
-              <w:rPr/>
-              <w:t>Adam Smith</w:t>
+              <w:t>Sanayi ve İnovasyon Bakanı, Bilim Bakanı : Adam Smith</w:t>
             </w:r>
           </w:p>
         </w:tc>
       </w:tr>
     </w:tbl>
-    <w:p>
-      <w:pPr>
-        <w:pStyle w:val="Heading3"/>
-        <w:tabs>
-          <w:tab w:val="clear" w:pos="709"/>
-          <w:tab w:val="left" w:pos="0" w:leader="none"/>
-        </w:tabs>
-        <w:bidi w:val="0"/>
-        <w:ind w:hanging="0" w:start="0"/>
-        <w:jc w:val="start"/>
-        <w:rPr/>
-      </w:pPr>
-      <w:r>
-        <w:rPr/>
-      </w:r>
-    </w:p>
     <w:p>
       <w:pPr>
         <w:pStyle w:val="TableCaption"/>
@@ -2301,9 +2337,9 @@
         </w:tblCellMar>
       </w:tblPr>
       <w:tblGrid>
-        <w:gridCol w:w="1819"/>
+        <w:gridCol w:w="1818"/>
         <w:gridCol w:w="2381"/>
-        <w:gridCol w:w="2100"/>
+        <w:gridCol w:w="2101"/>
         <w:gridCol w:w="3060"/>
       </w:tblGrid>
       <w:tr>
@@ -2312,7 +2348,7 @@
         </w:trPr>
         <w:tc>
           <w:tcPr>
-            <w:tcW w:w="1819" w:type="dxa"/>
+            <w:tcW w:w="1818" w:type="dxa"/>
             <w:tcBorders>
               <w:top w:val="single" w:sz="2" w:space="0" w:color="000000"/>
               <w:start w:val="single" w:sz="2" w:space="0" w:color="000000"/>
@@ -2354,7 +2390,7 @@
         </w:tc>
         <w:tc>
           <w:tcPr>
-            <w:tcW w:w="2100" w:type="dxa"/>
+            <w:tcW w:w="2101" w:type="dxa"/>
             <w:tcBorders>
               <w:top w:val="single" w:sz="2" w:space="0" w:color="000000"/>
               <w:start w:val="single" w:sz="2" w:space="0" w:color="000000"/>
@@ -2400,7 +2436,7 @@
         <w:trPr/>
         <w:tc>
           <w:tcPr>
-            <w:tcW w:w="1819" w:type="dxa"/>
+            <w:tcW w:w="1818" w:type="dxa"/>
             <w:tcBorders>
               <w:start w:val="single" w:sz="2" w:space="0" w:color="000000"/>
               <w:bottom w:val="single" w:sz="2" w:space="0" w:color="000000"/>
@@ -2442,7 +2478,7 @@
         </w:tc>
         <w:tc>
           <w:tcPr>
-            <w:tcW w:w="2100" w:type="dxa"/>
+            <w:tcW w:w="2101" w:type="dxa"/>
             <w:tcBorders>
               <w:start w:val="single" w:sz="2" w:space="0" w:color="000000"/>
               <w:bottom w:val="single" w:sz="2" w:space="0" w:color="000000"/>
@@ -2479,11 +2515,7 @@
             </w:pPr>
             <w:r>
               <w:rPr/>
-              <w:t>xxx</w:t>
-            </w:r>
-            <w:r>
-              <w:rPr/>
-              <w:t>@dfat.gov.au</w:t>
+              <w:t>xxx@dfat.gov.au</w:t>
             </w:r>
           </w:p>
         </w:tc>
@@ -2492,7 +2524,7 @@
         <w:trPr/>
         <w:tc>
           <w:tcPr>
-            <w:tcW w:w="1819" w:type="dxa"/>
+            <w:tcW w:w="1818" w:type="dxa"/>
             <w:tcBorders>
               <w:start w:val="single" w:sz="2" w:space="0" w:color="000000"/>
               <w:bottom w:val="single" w:sz="2" w:space="0" w:color="000000"/>
@@ -2534,7 +2566,7 @@
         </w:tc>
         <w:tc>
           <w:tcPr>
-            <w:tcW w:w="2100" w:type="dxa"/>
+            <w:tcW w:w="2101" w:type="dxa"/>
             <w:tcBorders>
               <w:start w:val="single" w:sz="2" w:space="0" w:color="000000"/>
               <w:bottom w:val="single" w:sz="2" w:space="0" w:color="000000"/>
@@ -2571,11 +2603,7 @@
             </w:pPr>
             <w:r>
               <w:rPr/>
-              <w:t>xxx</w:t>
-            </w:r>
-            <w:r>
-              <w:rPr/>
-              <w:t>@mfa.gov.tr</w:t>
+              <w:t>xxx@mfa.gov.tr</w:t>
             </w:r>
           </w:p>
         </w:tc>
@@ -2601,11 +2629,7 @@
       <w:bookmarkEnd w:id="10"/>
       <w:r>
         <w:rPr/>
-        <w:t xml:space="preserve"> – </w:t>
-      </w:r>
-      <w:r>
-        <w:rPr/>
-        <w:t>Heading 2</w:t>
+        <w:t xml:space="preserve"> – Heading 2</w:t>
       </w:r>
     </w:p>
     <w:p>
@@ -2640,11 +2664,7 @@
       <w:bookmarkEnd w:id="11"/>
       <w:r>
         <w:rPr/>
-        <w:t xml:space="preserve"> – </w:t>
-      </w:r>
-      <w:r>
-        <w:rPr/>
-        <w:t>Heading 2</w:t>
+        <w:t xml:space="preserve"> – Heading 2</w:t>
       </w:r>
     </w:p>
     <w:p>
@@ -2679,11 +2699,7 @@
       <w:bookmarkEnd w:id="12"/>
       <w:r>
         <w:rPr/>
-        <w:t xml:space="preserve"> – </w:t>
-      </w:r>
-      <w:r>
-        <w:rPr/>
-        <w:t>Heading 2</w:t>
+        <w:t xml:space="preserve"> – Heading 2</w:t>
       </w:r>
     </w:p>
     <w:p>
@@ -2707,11 +2723,7 @@
       </w:pPr>
       <w:r>
         <w:rPr/>
-        <w:t>İşgücünün azlığı, kıtanın büyüklüğü, çiftçilik, madencilik ve ticaret alanındaki imkanla</w:t>
-      </w:r>
-      <w:r>
-        <w:rPr/>
-        <w:t>r XXX’i bir ...</w:t>
+        <w:t>İşgücünün azlığı, kıtanın büyüklüğü, çiftçilik, madencilik ve ticaret alanındaki imkanlar XXX’i bir ...</w:t>
       </w:r>
     </w:p>
     <w:p>
@@ -2734,11 +2746,7 @@
       <w:bookmarkEnd w:id="13"/>
       <w:r>
         <w:rPr/>
-        <w:t xml:space="preserve"> -</w:t>
-      </w:r>
-      <w:r>
-        <w:rPr/>
-        <w:t>Heading 2</w:t>
+        <w:t xml:space="preserve"> -Heading 2</w:t>
       </w:r>
     </w:p>
     <w:p>
@@ -2773,11 +2781,7 @@
       <w:bookmarkEnd w:id="14"/>
       <w:r>
         <w:rPr/>
-        <w:t xml:space="preserve"> -</w:t>
-      </w:r>
-      <w:r>
-        <w:rPr/>
-        <w:t>Heading 2</w:t>
+        <w:t xml:space="preserve"> -Heading 2</w:t>
       </w:r>
     </w:p>
     <w:p>
@@ -3721,11 +3725,7 @@
       <w:bookmarkEnd w:id="15"/>
       <w:r>
         <w:rPr/>
-        <w:t xml:space="preserve"> – </w:t>
-      </w:r>
-      <w:r>
-        <w:rPr/>
-        <w:t>Heading 2</w:t>
+        <w:t xml:space="preserve"> – Heading 2</w:t>
       </w:r>
     </w:p>
     <w:p>
@@ -3760,11 +3760,7 @@
       <w:bookmarkEnd w:id="16"/>
       <w:r>
         <w:rPr/>
-        <w:t xml:space="preserve"> – </w:t>
-      </w:r>
-      <w:r>
-        <w:rPr/>
-        <w:t>Heading 3</w:t>
+        <w:t xml:space="preserve"> – Heading 3</w:t>
       </w:r>
     </w:p>
     <w:p>
@@ -3776,11 +3772,7 @@
       </w:pPr>
       <w:r>
         <w:rPr/>
-        <w:t>XXX</w:t>
-      </w:r>
-      <w:r>
-        <w:rPr/>
-        <w:t xml:space="preserve"> ile ithalat, ihracat ve ticaret hacmimiz aşağıdaki tabloda görülmektedir.</w:t>
+        <w:t>XXX ile ithalat, ihracat ve ticaret hacmimiz aşağıdaki tabloda görülmektedir.</w:t>
       </w:r>
     </w:p>
     <w:p>
@@ -4002,9 +3994,9 @@
       </w:tblPr>
       <w:tblGrid>
         <w:gridCol w:w="584"/>
-        <w:gridCol w:w="6466"/>
+        <w:gridCol w:w="6465"/>
         <w:gridCol w:w="1406"/>
-        <w:gridCol w:w="904"/>
+        <w:gridCol w:w="905"/>
       </w:tblGrid>
       <w:tr>
         <w:trPr>
@@ -4033,7 +4025,7 @@
         </w:tc>
         <w:tc>
           <w:tcPr>
-            <w:tcW w:w="6466" w:type="dxa"/>
+            <w:tcW w:w="6465" w:type="dxa"/>
             <w:tcBorders>
               <w:top w:val="single" w:sz="2" w:space="0" w:color="000000"/>
               <w:start w:val="single" w:sz="2" w:space="0" w:color="000000"/>
@@ -4075,7 +4067,7 @@
         </w:tc>
         <w:tc>
           <w:tcPr>
-            <w:tcW w:w="904" w:type="dxa"/>
+            <w:tcW w:w="905" w:type="dxa"/>
             <w:tcBorders>
               <w:top w:val="single" w:sz="2" w:space="0" w:color="000000"/>
               <w:start w:val="single" w:sz="2" w:space="0" w:color="000000"/>
@@ -4121,7 +4113,7 @@
         </w:tc>
         <w:tc>
           <w:tcPr>
-            <w:tcW w:w="6466" w:type="dxa"/>
+            <w:tcW w:w="6465" w:type="dxa"/>
             <w:tcBorders>
               <w:start w:val="single" w:sz="2" w:space="0" w:color="000000"/>
               <w:bottom w:val="single" w:sz="2" w:space="0" w:color="000000"/>
@@ -4163,7 +4155,7 @@
         </w:tc>
         <w:tc>
           <w:tcPr>
-            <w:tcW w:w="904" w:type="dxa"/>
+            <w:tcW w:w="905" w:type="dxa"/>
             <w:tcBorders>
               <w:start w:val="single" w:sz="2" w:space="0" w:color="000000"/>
               <w:bottom w:val="single" w:sz="2" w:space="0" w:color="000000"/>
@@ -4209,7 +4201,7 @@
         </w:tc>
         <w:tc>
           <w:tcPr>
-            <w:tcW w:w="6466" w:type="dxa"/>
+            <w:tcW w:w="6465" w:type="dxa"/>
             <w:tcBorders>
               <w:start w:val="single" w:sz="2" w:space="0" w:color="000000"/>
               <w:bottom w:val="single" w:sz="2" w:space="0" w:color="000000"/>
@@ -4251,7 +4243,7 @@
         </w:tc>
         <w:tc>
           <w:tcPr>
-            <w:tcW w:w="904" w:type="dxa"/>
+            <w:tcW w:w="905" w:type="dxa"/>
             <w:tcBorders>
               <w:start w:val="single" w:sz="2" w:space="0" w:color="000000"/>
               <w:bottom w:val="single" w:sz="2" w:space="0" w:color="000000"/>
@@ -4297,7 +4289,7 @@
         </w:tc>
         <w:tc>
           <w:tcPr>
-            <w:tcW w:w="6466" w:type="dxa"/>
+            <w:tcW w:w="6465" w:type="dxa"/>
             <w:tcBorders>
               <w:start w:val="single" w:sz="2" w:space="0" w:color="000000"/>
               <w:bottom w:val="single" w:sz="2" w:space="0" w:color="000000"/>
@@ -4339,7 +4331,7 @@
         </w:tc>
         <w:tc>
           <w:tcPr>
-            <w:tcW w:w="904" w:type="dxa"/>
+            <w:tcW w:w="905" w:type="dxa"/>
             <w:tcBorders>
               <w:start w:val="single" w:sz="2" w:space="0" w:color="000000"/>
               <w:bottom w:val="single" w:sz="2" w:space="0" w:color="000000"/>
@@ -4385,7 +4377,7 @@
         </w:tc>
         <w:tc>
           <w:tcPr>
-            <w:tcW w:w="6466" w:type="dxa"/>
+            <w:tcW w:w="6465" w:type="dxa"/>
             <w:tcBorders>
               <w:start w:val="single" w:sz="2" w:space="0" w:color="000000"/>
               <w:bottom w:val="single" w:sz="2" w:space="0" w:color="000000"/>
@@ -4427,7 +4419,7 @@
         </w:tc>
         <w:tc>
           <w:tcPr>
-            <w:tcW w:w="904" w:type="dxa"/>
+            <w:tcW w:w="905" w:type="dxa"/>
             <w:tcBorders>
               <w:start w:val="single" w:sz="2" w:space="0" w:color="000000"/>
               <w:bottom w:val="single" w:sz="2" w:space="0" w:color="000000"/>
@@ -4473,7 +4465,7 @@
         </w:tc>
         <w:tc>
           <w:tcPr>
-            <w:tcW w:w="6466" w:type="dxa"/>
+            <w:tcW w:w="6465" w:type="dxa"/>
             <w:tcBorders>
               <w:start w:val="single" w:sz="2" w:space="0" w:color="000000"/>
               <w:bottom w:val="single" w:sz="2" w:space="0" w:color="000000"/>
@@ -4515,7 +4507,7 @@
         </w:tc>
         <w:tc>
           <w:tcPr>
-            <w:tcW w:w="904" w:type="dxa"/>
+            <w:tcW w:w="905" w:type="dxa"/>
             <w:tcBorders>
               <w:start w:val="single" w:sz="2" w:space="0" w:color="000000"/>
               <w:bottom w:val="single" w:sz="2" w:space="0" w:color="000000"/>
@@ -4563,8 +4555,8 @@
         </w:tblCellMar>
       </w:tblPr>
       <w:tblGrid>
-        <w:gridCol w:w="738"/>
-        <w:gridCol w:w="6743"/>
+        <w:gridCol w:w="737"/>
+        <w:gridCol w:w="6744"/>
         <w:gridCol w:w="1144"/>
         <w:gridCol w:w="735"/>
       </w:tblGrid>
@@ -4574,7 +4566,7 @@
         </w:trPr>
         <w:tc>
           <w:tcPr>
-            <w:tcW w:w="738" w:type="dxa"/>
+            <w:tcW w:w="737" w:type="dxa"/>
             <w:tcBorders>
               <w:top w:val="single" w:sz="2" w:space="0" w:color="000000"/>
               <w:start w:val="single" w:sz="2" w:space="0" w:color="000000"/>
@@ -4595,7 +4587,7 @@
         </w:tc>
         <w:tc>
           <w:tcPr>
-            <w:tcW w:w="6743" w:type="dxa"/>
+            <w:tcW w:w="6744" w:type="dxa"/>
             <w:tcBorders>
               <w:top w:val="single" w:sz="2" w:space="0" w:color="000000"/>
               <w:start w:val="single" w:sz="2" w:space="0" w:color="000000"/>
@@ -4662,7 +4654,7 @@
         <w:trPr/>
         <w:tc>
           <w:tcPr>
-            <w:tcW w:w="738" w:type="dxa"/>
+            <w:tcW w:w="737" w:type="dxa"/>
             <w:tcBorders>
               <w:start w:val="single" w:sz="2" w:space="0" w:color="000000"/>
               <w:bottom w:val="single" w:sz="2" w:space="0" w:color="000000"/>
@@ -4683,7 +4675,7 @@
         </w:tc>
         <w:tc>
           <w:tcPr>
-            <w:tcW w:w="6743" w:type="dxa"/>
+            <w:tcW w:w="6744" w:type="dxa"/>
             <w:tcBorders>
               <w:start w:val="single" w:sz="2" w:space="0" w:color="000000"/>
               <w:bottom w:val="single" w:sz="2" w:space="0" w:color="000000"/>
@@ -4750,7 +4742,7 @@
         <w:trPr/>
         <w:tc>
           <w:tcPr>
-            <w:tcW w:w="738" w:type="dxa"/>
+            <w:tcW w:w="737" w:type="dxa"/>
             <w:tcBorders>
               <w:start w:val="single" w:sz="2" w:space="0" w:color="000000"/>
               <w:bottom w:val="single" w:sz="2" w:space="0" w:color="000000"/>
@@ -4771,7 +4763,7 @@
         </w:tc>
         <w:tc>
           <w:tcPr>
-            <w:tcW w:w="6743" w:type="dxa"/>
+            <w:tcW w:w="6744" w:type="dxa"/>
             <w:tcBorders>
               <w:start w:val="single" w:sz="2" w:space="0" w:color="000000"/>
               <w:bottom w:val="single" w:sz="2" w:space="0" w:color="000000"/>
@@ -4838,7 +4830,7 @@
         <w:trPr/>
         <w:tc>
           <w:tcPr>
-            <w:tcW w:w="738" w:type="dxa"/>
+            <w:tcW w:w="737" w:type="dxa"/>
             <w:tcBorders>
               <w:start w:val="single" w:sz="2" w:space="0" w:color="000000"/>
               <w:bottom w:val="single" w:sz="2" w:space="0" w:color="000000"/>
@@ -4859,7 +4851,7 @@
         </w:tc>
         <w:tc>
           <w:tcPr>
-            <w:tcW w:w="6743" w:type="dxa"/>
+            <w:tcW w:w="6744" w:type="dxa"/>
             <w:tcBorders>
               <w:start w:val="single" w:sz="2" w:space="0" w:color="000000"/>
               <w:bottom w:val="single" w:sz="2" w:space="0" w:color="000000"/>
@@ -4926,7 +4918,7 @@
         <w:trPr/>
         <w:tc>
           <w:tcPr>
-            <w:tcW w:w="738" w:type="dxa"/>
+            <w:tcW w:w="737" w:type="dxa"/>
             <w:tcBorders>
               <w:start w:val="single" w:sz="2" w:space="0" w:color="000000"/>
               <w:bottom w:val="single" w:sz="2" w:space="0" w:color="000000"/>
@@ -4947,7 +4939,7 @@
         </w:tc>
         <w:tc>
           <w:tcPr>
-            <w:tcW w:w="6743" w:type="dxa"/>
+            <w:tcW w:w="6744" w:type="dxa"/>
             <w:tcBorders>
               <w:start w:val="single" w:sz="2" w:space="0" w:color="000000"/>
               <w:bottom w:val="single" w:sz="2" w:space="0" w:color="000000"/>
@@ -5014,7 +5006,7 @@
         <w:trPr/>
         <w:tc>
           <w:tcPr>
-            <w:tcW w:w="738" w:type="dxa"/>
+            <w:tcW w:w="737" w:type="dxa"/>
             <w:tcBorders>
               <w:start w:val="single" w:sz="2" w:space="0" w:color="000000"/>
               <w:bottom w:val="single" w:sz="2" w:space="0" w:color="000000"/>
@@ -5035,7 +5027,7 @@
         </w:tc>
         <w:tc>
           <w:tcPr>
-            <w:tcW w:w="6743" w:type="dxa"/>
+            <w:tcW w:w="6744" w:type="dxa"/>
             <w:tcBorders>
               <w:start w:val="single" w:sz="2" w:space="0" w:color="000000"/>
               <w:bottom w:val="single" w:sz="2" w:space="0" w:color="000000"/>
@@ -5127,23 +5119,11 @@
         <w:jc w:val="start"/>
         <w:rPr/>
       </w:pPr>
-      <w:bookmarkStart w:id="17" w:name="__RefHeading___Toc1126_1647339816"/>
+      <w:bookmarkStart w:id="17" w:name="__RefHeading___Toc1128_1647339816"/>
       <w:bookmarkEnd w:id="17"/>
       <w:r>
         <w:rPr/>
-        <w:t>Mevcut ve Müzakeresi Devam Eden Anlaşmalar</w:t>
-      </w:r>
-    </w:p>
-    <w:p>
-      <w:pPr>
-        <w:pStyle w:val="Firstparagraph"/>
-        <w:bidi w:val="0"/>
-        <w:jc w:val="start"/>
-        <w:rPr/>
-      </w:pPr>
-      <w:r>
-        <w:rPr/>
-        <w:t>İlgili ve bağlı kuruluşlarımız ile Genel Müdürlüklerimizden aldığımız bilgilere göre, XXX ile 16.06.2005 tarihinde imzalanan ‘YKTK’ anlaşmamız haricinde görev alanımız dahilinde mevcut veya müzakeresi devam eden bir anlaşmamız bulunmamaktadır.</w:t>
+        <w:t>Bakanlığımız Birimleri Nezdinde İşbirliği Alanları ve İlişkiler</w:t>
       </w:r>
     </w:p>
     <w:p>
@@ -5158,12 +5138,142 @@
         <w:jc w:val="start"/>
         <w:rPr/>
       </w:pPr>
-      <w:bookmarkStart w:id="18" w:name="yatırımların-karşılıklı-teşviki-ve-korun"/>
-      <w:r>
-        <w:rPr/>
-        <w:t>Yatırımların Karşılıklı Teşviki ve Korunması (YKTK) Anlaşması Yenileme Müzakereleri</w:t>
+      <w:bookmarkStart w:id="18" w:name="bilimsel-işbirliği"/>
+      <w:r>
+        <w:rPr/>
+        <w:t>Bilimsel İşbirliği</w:t>
       </w:r>
       <w:bookmarkEnd w:id="18"/>
+      <w:r>
+        <w:rPr/>
+        <w:t xml:space="preserve"> – heading 2</w:t>
+      </w:r>
+    </w:p>
+    <w:p>
+      <w:pPr>
+        <w:pStyle w:val="Heading3"/>
+        <w:tabs>
+          <w:tab w:val="clear" w:pos="709"/>
+          <w:tab w:val="left" w:pos="0" w:leader="none"/>
+        </w:tabs>
+        <w:bidi w:val="0"/>
+        <w:ind w:hanging="0" w:start="0"/>
+        <w:jc w:val="start"/>
+        <w:rPr/>
+      </w:pPr>
+      <w:bookmarkStart w:id="19" w:name="tübitak-özelinde-işbirliği-öneri-ve-görü"/>
+      <w:r>
+        <w:rPr/>
+        <w:t>Tübitak özelinde işbirliği öneri ve görüşleri</w:t>
+      </w:r>
+      <w:bookmarkEnd w:id="19"/>
+      <w:r>
+        <w:rPr/>
+        <w:t xml:space="preserve"> -heading 3</w:t>
+      </w:r>
+    </w:p>
+    <w:p>
+      <w:pPr>
+        <w:pStyle w:val="BodyText"/>
+        <w:numPr>
+          <w:ilvl w:val="0"/>
+          <w:numId w:val="5"/>
+        </w:numPr>
+        <w:bidi w:val="0"/>
+        <w:jc w:val="start"/>
+        <w:rPr/>
+      </w:pPr>
+      <w:r>
+        <w:rPr/>
+        <w:t>TÜBİTAK ile XRC (x Araştırma Konseyi) arasında temel bilimler, mühendislik ve sosyal bilimler alanlarında işbirliği potansiyeli değerlendirilebilir. Ayrıca, XRC dışındaki fon sağlayıcı kuruluşlar veya özel sektör işbirlikleri aracılığıyla alternatif işbirliği mekanizmalarının geliştirilmesi olasılığı değerlendirilebilir.</w:t>
+      </w:r>
+    </w:p>
+    <w:p>
+      <w:pPr>
+        <w:pStyle w:val="BodyText"/>
+        <w:numPr>
+          <w:ilvl w:val="0"/>
+          <w:numId w:val="5"/>
+        </w:numPr>
+        <w:bidi w:val="0"/>
+        <w:jc w:val="start"/>
+        <w:rPr/>
+      </w:pPr>
+      <w:r>
+        <w:rPr/>
+        <w:t>TÜBİTAK UZAY ile XXX Uzay Ajansı (XSA) arasında uydu teknolojileri ve uzay keşif sistemleri alanlarında ortak çalışmalar yürütülebilir. [^tub6]</w:t>
+      </w:r>
+    </w:p>
+    <w:p>
+      <w:pPr>
+        <w:pStyle w:val="BodyText"/>
+        <w:numPr>
+          <w:ilvl w:val="0"/>
+          <w:numId w:val="5"/>
+        </w:numPr>
+        <w:bidi w:val="0"/>
+        <w:jc w:val="start"/>
+        <w:rPr/>
+      </w:pPr>
+      <w:r>
+        <w:rPr/>
+        <w:t>Türk ve xxx’li bilim insanlarının karşılıklı değişim programlarıyla deneyim paylaşımı sağlanabilir.</w:t>
+      </w:r>
+    </w:p>
+    <w:p>
+      <w:pPr>
+        <w:pStyle w:val="BodyText"/>
+        <w:numPr>
+          <w:ilvl w:val="0"/>
+          <w:numId w:val="5"/>
+        </w:numPr>
+        <w:bidi w:val="0"/>
+        <w:jc w:val="start"/>
+        <w:rPr/>
+      </w:pPr>
+      <w:r>
+        <w:rPr/>
+        <w:t>TÜBİTAK ve XXX’deki akademik/kamusal kuruluşlar arasında düzenlenecek tematik çalıştaylar, işbirliği alanlarını genişletebilir.</w:t>
+      </w:r>
+    </w:p>
+    <w:p>
+      <w:pPr>
+        <w:pStyle w:val="BodyText"/>
+        <w:numPr>
+          <w:ilvl w:val="0"/>
+          <w:numId w:val="5"/>
+        </w:numPr>
+        <w:bidi w:val="0"/>
+        <w:jc w:val="start"/>
+        <w:rPr/>
+      </w:pPr>
+      <w:r>
+        <w:rPr/>
+        <w:t xml:space="preserve">TÜBİTAK enstitüleri ile XXX’deki enstitüler arasında pek çok konuda ortak çalışmalar yürütülebilir. </w:t>
+      </w:r>
+    </w:p>
+    <w:p>
+      <w:pPr>
+        <w:pStyle w:val="Heading3"/>
+        <w:tabs>
+          <w:tab w:val="clear" w:pos="709"/>
+          <w:tab w:val="left" w:pos="0" w:leader="none"/>
+        </w:tabs>
+        <w:bidi w:val="0"/>
+        <w:ind w:hanging="0" w:start="0"/>
+        <w:jc w:val="start"/>
+        <w:rPr/>
+      </w:pPr>
+      <w:bookmarkStart w:id="20" w:name="tua-özelinde-işbirliği-öneri-ve-görüşler"/>
+      <w:r>
+        <w:rPr/>
+        <w:t>TUA özelinde işbirliği öneri ve görüşleri</w:t>
+      </w:r>
+      <w:bookmarkEnd w:id="20"/>
+      <w:r>
+        <w:rPr/>
+        <w:t xml:space="preserve">  - heading 3</w:t>
+      </w:r>
     </w:p>
     <w:p>
       <w:pPr>
@@ -5174,7 +5284,42 @@
       </w:pPr>
       <w:r>
         <w:rPr/>
-        <w:t>XXX tarafının talebi üzerine, söz konusu Anlaşmanın güncel uluslararası yatırım hukuku gelişmeleri doğrultusunda yenilenmesi amacıyla görüşmelere başlanmış olup...</w:t>
+        <w:t>Yer gözlem ve haberleşme uyduları, yeni nesil uydu geliştirme çalışmaları, roket ve itki sistemleri, mikro uydu fırlatma teknolojileri, uydu-fırlatma aracı entegrasyonu ve test işlemleri gibi alanlarda XXX ile işbirliği potansiyelinin bulunduğu değerlendirilmektedir.</w:t>
+      </w:r>
+    </w:p>
+    <w:p>
+      <w:pPr>
+        <w:pStyle w:val="Heading3"/>
+        <w:tabs>
+          <w:tab w:val="clear" w:pos="709"/>
+          <w:tab w:val="left" w:pos="0" w:leader="none"/>
+        </w:tabs>
+        <w:bidi w:val="0"/>
+        <w:ind w:hanging="0" w:start="0"/>
+        <w:jc w:val="start"/>
+        <w:rPr/>
+      </w:pPr>
+      <w:bookmarkStart w:id="21" w:name="tüba-özelinde-işbirliği-öneri-ve-görüşle"/>
+      <w:r>
+        <w:rPr/>
+        <w:t>TÜBA özelinde işbirliği öneri ve görüşleri</w:t>
+      </w:r>
+      <w:bookmarkEnd w:id="21"/>
+      <w:r>
+        <w:rPr/>
+        <w:t xml:space="preserve"> – heading 3</w:t>
+      </w:r>
+    </w:p>
+    <w:p>
+      <w:pPr>
+        <w:pStyle w:val="Firstparagraph"/>
+        <w:bidi w:val="0"/>
+        <w:jc w:val="start"/>
+        <w:rPr/>
+      </w:pPr>
+      <w:r>
+        <w:rPr/>
+        <w:t xml:space="preserve">Tüba ile XXX’daki muadil kurumlar arasında herhangi bir işbirliği anlaşması veya devam eden bir müzakere safhası bulunmamaktadır. Bununla birlikte, ilerleyen dönemde ortak bilimsel etkinlikler, araştırmacı değişim programları ve uluslararası bilim diplomasisi girişimleri kapsamında XXX ile işbirliği imkanlarının olabileceği değerlendirilmektedir. </w:t>
       </w:r>
     </w:p>
     <w:p>
@@ -5189,23 +5334,23 @@
         <w:jc w:val="start"/>
         <w:rPr/>
       </w:pPr>
-      <w:bookmarkStart w:id="19" w:name="__RefHeading___Toc1128_1647339816"/>
-      <w:bookmarkEnd w:id="19"/>
-      <w:r>
-        <w:rPr/>
-        <w:t xml:space="preserve">Bakanlığımız </w:t>
-      </w:r>
-      <w:r>
-        <w:rPr/>
-        <w:t xml:space="preserve">Birimleri Nezdinde </w:t>
-      </w:r>
-      <w:r>
-        <w:rPr/>
-        <w:t xml:space="preserve">İşbirliği Alanları </w:t>
-      </w:r>
-      <w:r>
-        <w:rPr/>
-        <w:t>ve İlişkiler</w:t>
+      <w:bookmarkStart w:id="22" w:name="__RefHeading___Toc1126_1647339816"/>
+      <w:bookmarkEnd w:id="22"/>
+      <w:r>
+        <w:rPr/>
+        <w:t>Mevcut ve Müzakeresi Devam Eden Anlaşmalar</w:t>
+      </w:r>
+    </w:p>
+    <w:p>
+      <w:pPr>
+        <w:pStyle w:val="Firstparagraph"/>
+        <w:bidi w:val="0"/>
+        <w:jc w:val="start"/>
+        <w:rPr/>
+      </w:pPr>
+      <w:r>
+        <w:rPr/>
+        <w:t>İlgili ve bağlı kuruluşlarımız ile Genel Müdürlüklerimizden aldığımız bilgilere göre, XXX ile 16.06.2005 tarihinde imzalanan ‘YKTK’ anlaşmamız haricinde görev alanımız dahilinde mevcut veya müzakeresi devam eden bir anlaşmamız bulunmamaktadır.</w:t>
       </w:r>
     </w:p>
     <w:p>
@@ -5220,289 +5365,46 @@
         <w:jc w:val="start"/>
         <w:rPr/>
       </w:pPr>
-      <w:bookmarkStart w:id="20" w:name="bilimsel-işbirliği"/>
-      <w:r>
-        <w:rPr/>
-        <w:t>Bilimsel İşbirliği</w:t>
-      </w:r>
-      <w:bookmarkEnd w:id="20"/>
-    </w:p>
-    <w:p>
-      <w:pPr>
-        <w:pStyle w:val="Heading3"/>
-        <w:tabs>
-          <w:tab w:val="clear" w:pos="709"/>
-          <w:tab w:val="left" w:pos="0" w:leader="none"/>
-        </w:tabs>
-        <w:bidi w:val="0"/>
-        <w:ind w:hanging="0" w:start="0"/>
-        <w:jc w:val="start"/>
-        <w:rPr/>
-      </w:pPr>
-      <w:bookmarkStart w:id="21" w:name="tübitak-özelinde-işbirliği-öneri-ve-görü"/>
-      <w:r>
-        <w:rPr/>
-        <w:t>Tübitak özelinde işbirliği öneri ve görüşleri</w:t>
-      </w:r>
-      <w:bookmarkEnd w:id="21"/>
-    </w:p>
-    <w:p>
-      <w:pPr>
-        <w:pStyle w:val="BodyText"/>
+      <w:bookmarkStart w:id="23" w:name="yatırımların-karşılıklı-teşviki-ve-korun"/>
+      <w:r>
+        <w:rPr/>
+        <w:t>Yatırımların Karşılıklı Teşviki ve Korunması (YKTK) Anlaşması Yenileme Müzakereleri</w:t>
+      </w:r>
+      <w:bookmarkEnd w:id="23"/>
+    </w:p>
+    <w:p>
+      <w:pPr>
+        <w:pStyle w:val="Firstparagraph"/>
+        <w:bidi w:val="0"/>
+        <w:jc w:val="start"/>
+        <w:rPr/>
+      </w:pPr>
+      <w:r>
+        <w:rPr/>
+        <w:t>XXX tarafının talebi üzerine, söz konusu Anlaşmanın güncel uluslararası yatırım hukuku gelişmeleri doğrultusunda yenilenmesi amacıyla görüşmelere başlanmış olup...</w:t>
+      </w:r>
+    </w:p>
+    <w:p>
+      <w:pPr>
+        <w:pStyle w:val="Heading1"/>
         <w:numPr>
           <w:ilvl w:val="0"/>
-          <w:numId w:val="4"/>
+          <w:numId w:val="0"/>
         </w:numPr>
         <w:bidi w:val="0"/>
-        <w:jc w:val="start"/>
-        <w:rPr/>
-      </w:pPr>
-      <w:r>
-        <w:rPr/>
-        <w:t xml:space="preserve">TÜBİTAK ile </w:t>
-      </w:r>
-      <w:r>
-        <w:rPr/>
-        <w:t>X</w:t>
-      </w:r>
-      <w:r>
-        <w:rPr/>
-        <w:t>RC (</w:t>
-      </w:r>
-      <w:r>
-        <w:rPr/>
-        <w:t>x</w:t>
-      </w:r>
-      <w:r>
-        <w:rPr/>
-        <w:t xml:space="preserve"> Araştırma Konseyi) arasında temel bilimler, mühendislik ve sosyal bilimler alanlarında işbirliği potansiyeli değerlendirilebilir. Ayrıca, </w:t>
-      </w:r>
-      <w:r>
-        <w:rPr/>
-        <w:t>X</w:t>
-      </w:r>
-      <w:r>
-        <w:rPr/>
-        <w:t>RC dışındaki fon sağlayıcı kuruluşlar veya özel sektör işbirlikleri aracılığıyla alternatif işbirliği mekanizmalarının geliştirilmesi olasılığı değerlendirilebilir.</w:t>
-      </w:r>
-    </w:p>
-    <w:p>
-      <w:pPr>
-        <w:pStyle w:val="BodyText"/>
-        <w:numPr>
-          <w:ilvl w:val="0"/>
-          <w:numId w:val="4"/>
-        </w:numPr>
-        <w:bidi w:val="0"/>
-        <w:jc w:val="start"/>
-        <w:rPr/>
-      </w:pPr>
-      <w:r>
-        <w:rPr/>
-        <w:t xml:space="preserve">TÜBİTAK UZAY ile </w:t>
-      </w:r>
-      <w:r>
-        <w:rPr/>
-        <w:t xml:space="preserve">XXX </w:t>
-      </w:r>
-      <w:r>
-        <w:rPr/>
-        <w:t>Uzay Ajansı (</w:t>
-      </w:r>
-      <w:r>
-        <w:rPr/>
-        <w:t>X</w:t>
-      </w:r>
-      <w:r>
-        <w:rPr/>
-        <w:t>SA) arasında uydu teknolojileri ve uzay keşif sistemleri alanlarında ortak çalışmalar yürütülebilir. [^tub6]</w:t>
-      </w:r>
-    </w:p>
-    <w:p>
-      <w:pPr>
-        <w:pStyle w:val="BodyText"/>
-        <w:numPr>
-          <w:ilvl w:val="0"/>
-          <w:numId w:val="4"/>
-        </w:numPr>
-        <w:bidi w:val="0"/>
-        <w:jc w:val="start"/>
-        <w:rPr/>
-      </w:pPr>
-      <w:r>
-        <w:rPr/>
-        <w:t xml:space="preserve">Türk ve </w:t>
-      </w:r>
-      <w:r>
-        <w:rPr/>
-        <w:t>xxx’li</w:t>
-      </w:r>
-      <w:r>
-        <w:rPr/>
-        <w:t xml:space="preserve"> bilim insanlarının karşılıklı değişim programlarıyla deneyim paylaşımı sağlanabilir.</w:t>
-      </w:r>
-    </w:p>
-    <w:p>
-      <w:pPr>
-        <w:pStyle w:val="BodyText"/>
-        <w:numPr>
-          <w:ilvl w:val="0"/>
-          <w:numId w:val="4"/>
-        </w:numPr>
-        <w:bidi w:val="0"/>
-        <w:jc w:val="start"/>
-        <w:rPr/>
-      </w:pPr>
-      <w:r>
-        <w:rPr/>
-        <w:t xml:space="preserve">TÜBİTAK ve </w:t>
-      </w:r>
-      <w:r>
-        <w:rPr/>
-        <w:t>XXX</w:t>
-      </w:r>
-      <w:r>
-        <w:rPr/>
-        <w:t>’d</w:t>
-      </w:r>
-      <w:r>
-        <w:rPr/>
-        <w:t>e</w:t>
-      </w:r>
-      <w:r>
-        <w:rPr/>
-        <w:t>ki akademik/kamusal kuruluşlar arasında düzenlenecek tematik çalıştaylar, işbirliği alanlarını genişletebilir.</w:t>
-      </w:r>
-    </w:p>
-    <w:p>
-      <w:pPr>
-        <w:pStyle w:val="BodyText"/>
-        <w:numPr>
-          <w:ilvl w:val="0"/>
-          <w:numId w:val="4"/>
-        </w:numPr>
-        <w:bidi w:val="0"/>
-        <w:jc w:val="start"/>
-        <w:rPr/>
-      </w:pPr>
-      <w:r>
-        <w:rPr/>
-        <w:t xml:space="preserve">TÜBİTAK enstitüleri ile </w:t>
-      </w:r>
-      <w:r>
-        <w:rPr/>
-        <w:t>XXX’</w:t>
-      </w:r>
-      <w:r>
-        <w:rPr/>
-        <w:t>d</w:t>
-      </w:r>
-      <w:r>
-        <w:rPr/>
-        <w:t>e</w:t>
-      </w:r>
-      <w:r>
-        <w:rPr/>
-        <w:t xml:space="preserve">ki enstitüler arasında pek çok konuda ortak çalışmalar yürütülebilir. </w:t>
-      </w:r>
-    </w:p>
-    <w:p>
-      <w:pPr>
-        <w:pStyle w:val="Heading3"/>
-        <w:tabs>
-          <w:tab w:val="clear" w:pos="709"/>
-          <w:tab w:val="left" w:pos="0" w:leader="none"/>
-        </w:tabs>
-        <w:bidi w:val="0"/>
+        <w:spacing w:before="240" w:after="120"/>
         <w:ind w:hanging="0" w:start="0"/>
         <w:jc w:val="start"/>
         <w:rPr/>
       </w:pPr>
-      <w:bookmarkStart w:id="22" w:name="tua-özelinde-işbirliği-öneri-ve-görüşler"/>
-      <w:r>
-        <w:rPr/>
-        <w:t>TUA özelinde işbirliği öneri ve görüşleri</w:t>
-      </w:r>
-      <w:bookmarkEnd w:id="22"/>
-    </w:p>
-    <w:p>
-      <w:pPr>
-        <w:pStyle w:val="Firstparagraph"/>
-        <w:bidi w:val="0"/>
-        <w:jc w:val="start"/>
-        <w:rPr/>
-      </w:pPr>
-      <w:r>
-        <w:rPr/>
-        <w:t xml:space="preserve">Yer gözlem ve haberleşme uyduları, yeni nesil uydu geliştirme çalışmaları, roket ve itki sistemleri, mikro uydu fırlatma teknolojileri, uydu-fırlatma aracı entegrasyonu ve test işlemleri gibi alanlarda </w:t>
-      </w:r>
-      <w:r>
-        <w:rPr/>
-        <w:t>XXX</w:t>
-      </w:r>
-      <w:r>
-        <w:rPr/>
-        <w:t xml:space="preserve"> ile işbirliği potansiyelinin bulunduğu değerlendirilmektedir.</w:t>
-      </w:r>
-    </w:p>
-    <w:p>
-      <w:pPr>
-        <w:pStyle w:val="Heading3"/>
-        <w:tabs>
-          <w:tab w:val="clear" w:pos="709"/>
-          <w:tab w:val="left" w:pos="0" w:leader="none"/>
-        </w:tabs>
-        <w:bidi w:val="0"/>
-        <w:ind w:hanging="0" w:start="0"/>
-        <w:jc w:val="start"/>
-        <w:rPr/>
-      </w:pPr>
-      <w:bookmarkStart w:id="23" w:name="tüba-özelinde-işbirliği-öneri-ve-görüşle"/>
-      <w:r>
-        <w:rPr/>
-        <w:t>T</w:t>
-      </w:r>
-      <w:r>
-        <w:rPr/>
-        <w:t>ÜBA</w:t>
-      </w:r>
-      <w:r>
-        <w:rPr/>
-        <w:t xml:space="preserve"> özelinde işbirliği öneri ve görüşleri</w:t>
-      </w:r>
-      <w:bookmarkEnd w:id="23"/>
-    </w:p>
-    <w:p>
-      <w:pPr>
-        <w:pStyle w:val="Firstparagraph"/>
-        <w:bidi w:val="0"/>
-        <w:spacing w:before="86" w:after="86"/>
-        <w:jc w:val="start"/>
-        <w:rPr/>
-      </w:pPr>
-      <w:r>
-        <w:rPr/>
-        <w:t xml:space="preserve">Tüba ile </w:t>
-      </w:r>
-      <w:r>
-        <w:rPr/>
-        <w:t>XXX</w:t>
-      </w:r>
-      <w:r>
-        <w:rPr/>
-        <w:t xml:space="preserve">’daki muadil kurumlar arasında herhangi bir işbirliği anlaşması veya devam eden bir müzakere safhası bulunmamaktadır. Bununla birlikte, ilerleyen dönemde ortak bilimsel etkinlikler, araştırmacı değişim programları ve uluslararası bilim diplomasisi girişimleri kapsamında </w:t>
-      </w:r>
-      <w:r>
-        <w:rPr/>
-        <w:t>XXX</w:t>
-      </w:r>
-      <w:r>
-        <w:rPr/>
-        <w:t xml:space="preserve"> ile işbirliği imkanlarının olabileceği değerlendirilmektedir. </w:t>
+      <w:r>
+        <w:rPr/>
       </w:r>
     </w:p>
     <w:sectPr>
-      <w:footerReference w:type="default" r:id="rId4"/>
+      <w:footerReference w:type="even" r:id="rId4"/>
+      <w:footerReference w:type="default" r:id="rId5"/>
+      <w:footerReference w:type="first" r:id="rId6"/>
       <w:footnotePr>
         <w:numFmt w:val="decimal"/>
       </w:footnotePr>
@@ -5519,6 +5421,57 @@
 </file>
 
 <file path=word/footer1.xml><?xml version="1.0" encoding="utf-8"?>
+<w:ftr xmlns:o="urn:schemas-microsoft-com:office:office" xmlns:r="http://schemas.openxmlformats.org/officeDocument/2006/relationships" xmlns:v="urn:schemas-microsoft-com:vml" xmlns:w="http://schemas.openxmlformats.org/wordprocessingml/2006/main" xmlns:w10="urn:schemas-microsoft-com:office:word" xmlns:wp="http://schemas.openxmlformats.org/drawingml/2006/wordprocessingDrawing" xmlns:pic="http://schemas.openxmlformats.org/drawingml/2006/picture" xmlns:wps="http://schemas.microsoft.com/office/word/2010/wordprocessingShape" xmlns:wpg="http://schemas.microsoft.com/office/word/2010/wordprocessingGroup" xmlns:mc="http://schemas.openxmlformats.org/markup-compatibility/2006" xmlns:wp14="http://schemas.microsoft.com/office/word/2010/wordprocessingDrawing" xmlns:w14="http://schemas.microsoft.com/office/word/2010/wordml" xmlns:w15="http://schemas.microsoft.com/office/word/2012/wordml" mc:Ignorable="w14 wp14 w15">
+  <w:p>
+    <w:pPr>
+      <w:pStyle w:val="Footer"/>
+      <w:rPr/>
+    </w:pPr>
+    <w:r>
+      <w:rPr/>
+    </w:r>
+  </w:p>
+</w:ftr>
+</file>
+
+<file path=word/footer2.xml><?xml version="1.0" encoding="utf-8"?>
+<w:ftr xmlns:o="urn:schemas-microsoft-com:office:office" xmlns:r="http://schemas.openxmlformats.org/officeDocument/2006/relationships" xmlns:v="urn:schemas-microsoft-com:vml" xmlns:w="http://schemas.openxmlformats.org/wordprocessingml/2006/main" xmlns:w10="urn:schemas-microsoft-com:office:word" xmlns:wp="http://schemas.openxmlformats.org/drawingml/2006/wordprocessingDrawing" xmlns:pic="http://schemas.openxmlformats.org/drawingml/2006/picture" xmlns:wps="http://schemas.microsoft.com/office/word/2010/wordprocessingShape" xmlns:wpg="http://schemas.microsoft.com/office/word/2010/wordprocessingGroup" xmlns:mc="http://schemas.openxmlformats.org/markup-compatibility/2006" xmlns:wp14="http://schemas.microsoft.com/office/word/2010/wordprocessingDrawing" xmlns:w14="http://schemas.microsoft.com/office/word/2010/wordml" xmlns:w15="http://schemas.microsoft.com/office/word/2012/wordml" mc:Ignorable="w14 wp14 w15">
+  <w:p>
+    <w:pPr>
+      <w:pStyle w:val="Footer"/>
+      <w:bidi w:val="0"/>
+      <w:jc w:val="center"/>
+      <w:rPr/>
+    </w:pPr>
+    <w:r>
+      <w:rPr/>
+      <w:fldChar w:fldCharType="begin"/>
+    </w:r>
+    <w:r>
+      <w:rPr/>
+      <w:instrText xml:space="preserve"> PAGE </w:instrText>
+    </w:r>
+    <w:r>
+      <w:rPr/>
+      <w:fldChar w:fldCharType="separate"/>
+    </w:r>
+    <w:r>
+      <w:rPr/>
+      <w:t>7</w:t>
+    </w:r>
+    <w:r>
+      <w:rPr/>
+      <w:fldChar w:fldCharType="end"/>
+    </w:r>
+    <w:r>
+      <w:rPr/>
+      <w:t xml:space="preserve"> </w:t>
+    </w:r>
+  </w:p>
+</w:ftr>
+</file>
+
+<file path=word/footer3.xml><?xml version="1.0" encoding="utf-8"?>
 <w:ftr xmlns:o="urn:schemas-microsoft-com:office:office" xmlns:r="http://schemas.openxmlformats.org/officeDocument/2006/relationships" xmlns:v="urn:schemas-microsoft-com:vml" xmlns:w="http://schemas.openxmlformats.org/wordprocessingml/2006/main" xmlns:w10="urn:schemas-microsoft-com:office:word" xmlns:wp="http://schemas.openxmlformats.org/drawingml/2006/wordprocessingDrawing" xmlns:pic="http://schemas.openxmlformats.org/drawingml/2006/picture" xmlns:wps="http://schemas.microsoft.com/office/word/2010/wordprocessingShape" xmlns:wpg="http://schemas.microsoft.com/office/word/2010/wordprocessingGroup" xmlns:mc="http://schemas.openxmlformats.org/markup-compatibility/2006" xmlns:wp14="http://schemas.microsoft.com/office/word/2010/wordprocessingDrawing" xmlns:w14="http://schemas.microsoft.com/office/word/2010/wordml" xmlns:w15="http://schemas.microsoft.com/office/word/2012/wordml" mc:Ignorable="w14 wp14 w15">
   <w:p>
     <w:pPr>
@@ -5559,21 +5512,11 @@
 <w:footnotes xmlns:o="urn:schemas-microsoft-com:office:office" xmlns:r="http://schemas.openxmlformats.org/officeDocument/2006/relationships" xmlns:v="urn:schemas-microsoft-com:vml" xmlns:w="http://schemas.openxmlformats.org/wordprocessingml/2006/main" xmlns:w10="urn:schemas-microsoft-com:office:word" xmlns:wp="http://schemas.openxmlformats.org/drawingml/2006/wordprocessingDrawing" xmlns:pic="http://schemas.openxmlformats.org/drawingml/2006/picture" xmlns:wps="http://schemas.microsoft.com/office/word/2010/wordprocessingShape" xmlns:wpg="http://schemas.microsoft.com/office/word/2010/wordprocessingGroup" xmlns:mc="http://schemas.openxmlformats.org/markup-compatibility/2006" xmlns:wp14="http://schemas.microsoft.com/office/word/2010/wordprocessingDrawing" xmlns:w14="http://schemas.microsoft.com/office/word/2010/wordml" xmlns:w15="http://schemas.microsoft.com/office/word/2012/wordml" mc:Ignorable="w14 wp14 w15">
   <w:footnote w:id="0" w:type="separator">
     <w:p>
-      <w:pPr>
-        <w:rPr>
-          <w:sz w:val="12"/>
-        </w:rPr>
-      </w:pPr>
       <w:r/>
     </w:p>
   </w:footnote>
   <w:footnote w:id="1" w:type="continuationSeparator">
     <w:p>
-      <w:pPr>
-        <w:rPr>
-          <w:sz w:val="12"/>
-        </w:rPr>
-      </w:pPr>
       <w:r/>
     </w:p>
   </w:footnote>
@@ -5618,11 +5561,13 @@
         </w:tabs>
         <w:ind w:start="0" w:hanging="0"/>
       </w:pPr>
+      <w:rPr/>
     </w:lvl>
     <w:lvl w:ilvl="1">
       <w:start w:val="1"/>
       <w:numFmt w:val="none"/>
       <w:pStyle w:val="Heading2"/>
+      <w:suff w:val="nothing"/>
       <w:lvlText w:val="%2"/>
       <w:lvlJc w:val="start"/>
       <w:pPr>
@@ -5631,11 +5576,13 @@
         </w:tabs>
         <w:ind w:start="0" w:hanging="0"/>
       </w:pPr>
+      <w:rPr/>
     </w:lvl>
     <w:lvl w:ilvl="2">
       <w:start w:val="1"/>
       <w:numFmt w:val="none"/>
       <w:pStyle w:val="Heading3"/>
+      <w:suff w:val="nothing"/>
       <w:lvlText w:val="%3"/>
       <w:lvlJc w:val="start"/>
       <w:pPr>
@@ -5644,11 +5591,13 @@
         </w:tabs>
         <w:ind w:start="0" w:hanging="0"/>
       </w:pPr>
+      <w:rPr/>
     </w:lvl>
     <w:lvl w:ilvl="3">
       <w:start w:val="1"/>
       <w:numFmt w:val="none"/>
       <w:pStyle w:val="Heading4"/>
+      <w:suff w:val="nothing"/>
       <w:lvlText w:val="%4"/>
       <w:lvlJc w:val="start"/>
       <w:pPr>
@@ -5657,11 +5606,13 @@
         </w:tabs>
         <w:ind w:start="0" w:hanging="0"/>
       </w:pPr>
+      <w:rPr/>
     </w:lvl>
     <w:lvl w:ilvl="4">
       <w:start w:val="1"/>
       <w:numFmt w:val="none"/>
       <w:pStyle w:val="Heading5"/>
+      <w:suff w:val="nothing"/>
       <w:lvlText w:val="%5"/>
       <w:lvlJc w:val="start"/>
       <w:pPr>
@@ -5670,11 +5621,13 @@
         </w:tabs>
         <w:ind w:start="0" w:hanging="0"/>
       </w:pPr>
+      <w:rPr/>
     </w:lvl>
     <w:lvl w:ilvl="5">
       <w:start w:val="1"/>
       <w:numFmt w:val="none"/>
       <w:pStyle w:val="Heading6"/>
+      <w:suff w:val="nothing"/>
       <w:lvlText w:val="%6"/>
       <w:lvlJc w:val="start"/>
       <w:pPr>
@@ -5683,10 +5636,12 @@
         </w:tabs>
         <w:ind w:start="0" w:hanging="0"/>
       </w:pPr>
+      <w:rPr/>
     </w:lvl>
     <w:lvl w:ilvl="6">
       <w:start w:val="1"/>
       <w:numFmt w:val="none"/>
+      <w:suff w:val="nothing"/>
       <w:lvlText w:val="%7"/>
       <w:lvlJc w:val="start"/>
       <w:pPr>
@@ -5695,10 +5650,12 @@
         </w:tabs>
         <w:ind w:start="0" w:hanging="0"/>
       </w:pPr>
+      <w:rPr/>
     </w:lvl>
     <w:lvl w:ilvl="7">
       <w:start w:val="1"/>
       <w:numFmt w:val="none"/>
+      <w:suff w:val="nothing"/>
       <w:lvlText w:val="%8"/>
       <w:lvlJc w:val="start"/>
       <w:pPr>
@@ -5707,10 +5664,12 @@
         </w:tabs>
         <w:ind w:start="0" w:hanging="0"/>
       </w:pPr>
+      <w:rPr/>
     </w:lvl>
     <w:lvl w:ilvl="8">
       <w:start w:val="1"/>
       <w:numFmt w:val="none"/>
+      <w:suff w:val="nothing"/>
       <w:lvlText w:val="%9"/>
       <w:lvlJc w:val="start"/>
       <w:pPr>
@@ -5719,6 +5678,7 @@
         </w:tabs>
         <w:ind w:start="0" w:hanging="0"/>
       </w:pPr>
+      <w:rPr/>
     </w:lvl>
   </w:abstractNum>
   <w:abstractNum w:abstractNumId="2">
@@ -6032,6 +5992,161 @@
     </w:lvl>
   </w:abstractNum>
   <w:abstractNum w:abstractNumId="4">
+    <w:lvl w:ilvl="0">
+      <w:start w:val="1"/>
+      <w:numFmt w:val="bullet"/>
+      <w:lvlText w:val=""/>
+      <w:lvlJc w:val="start"/>
+      <w:pPr>
+        <w:tabs>
+          <w:tab w:val="num" w:pos="720"/>
+        </w:tabs>
+        <w:ind w:start="720" w:hanging="360"/>
+      </w:pPr>
+      <w:rPr>
+        <w:rFonts w:ascii="Symbol" w:hAnsi="Symbol" w:cs="Symbol" w:hint="default"/>
+        <w:sz w:val="18"/>
+        <w:szCs w:val="18"/>
+      </w:rPr>
+    </w:lvl>
+    <w:lvl w:ilvl="1">
+      <w:start w:val="1"/>
+      <w:numFmt w:val="bullet"/>
+      <w:lvlText w:val="◦"/>
+      <w:lvlJc w:val="start"/>
+      <w:pPr>
+        <w:tabs>
+          <w:tab w:val="num" w:pos="1080"/>
+        </w:tabs>
+        <w:ind w:start="1080" w:hanging="360"/>
+      </w:pPr>
+      <w:rPr>
+        <w:rFonts w:ascii="OpenSymbol" w:hAnsi="OpenSymbol" w:cs="OpenSymbol" w:hint="default"/>
+        <w:sz w:val="18"/>
+        <w:szCs w:val="18"/>
+      </w:rPr>
+    </w:lvl>
+    <w:lvl w:ilvl="2">
+      <w:start w:val="1"/>
+      <w:numFmt w:val="bullet"/>
+      <w:lvlText w:val="▪"/>
+      <w:lvlJc w:val="start"/>
+      <w:pPr>
+        <w:tabs>
+          <w:tab w:val="num" w:pos="1440"/>
+        </w:tabs>
+        <w:ind w:start="1440" w:hanging="360"/>
+      </w:pPr>
+      <w:rPr>
+        <w:rFonts w:ascii="OpenSymbol" w:hAnsi="OpenSymbol" w:cs="OpenSymbol" w:hint="default"/>
+        <w:sz w:val="18"/>
+        <w:szCs w:val="18"/>
+      </w:rPr>
+    </w:lvl>
+    <w:lvl w:ilvl="3">
+      <w:start w:val="1"/>
+      <w:numFmt w:val="bullet"/>
+      <w:lvlText w:val=""/>
+      <w:lvlJc w:val="start"/>
+      <w:pPr>
+        <w:tabs>
+          <w:tab w:val="num" w:pos="1800"/>
+        </w:tabs>
+        <w:ind w:start="1800" w:hanging="360"/>
+      </w:pPr>
+      <w:rPr>
+        <w:rFonts w:ascii="Symbol" w:hAnsi="Symbol" w:cs="Symbol" w:hint="default"/>
+        <w:sz w:val="18"/>
+        <w:szCs w:val="18"/>
+      </w:rPr>
+    </w:lvl>
+    <w:lvl w:ilvl="4">
+      <w:start w:val="1"/>
+      <w:numFmt w:val="bullet"/>
+      <w:lvlText w:val="◦"/>
+      <w:lvlJc w:val="start"/>
+      <w:pPr>
+        <w:tabs>
+          <w:tab w:val="num" w:pos="2160"/>
+        </w:tabs>
+        <w:ind w:start="2160" w:hanging="360"/>
+      </w:pPr>
+      <w:rPr>
+        <w:rFonts w:ascii="OpenSymbol" w:hAnsi="OpenSymbol" w:cs="OpenSymbol" w:hint="default"/>
+        <w:sz w:val="18"/>
+        <w:szCs w:val="18"/>
+      </w:rPr>
+    </w:lvl>
+    <w:lvl w:ilvl="5">
+      <w:start w:val="1"/>
+      <w:numFmt w:val="bullet"/>
+      <w:lvlText w:val="▪"/>
+      <w:lvlJc w:val="start"/>
+      <w:pPr>
+        <w:tabs>
+          <w:tab w:val="num" w:pos="2520"/>
+        </w:tabs>
+        <w:ind w:start="2520" w:hanging="360"/>
+      </w:pPr>
+      <w:rPr>
+        <w:rFonts w:ascii="OpenSymbol" w:hAnsi="OpenSymbol" w:cs="OpenSymbol" w:hint="default"/>
+        <w:sz w:val="18"/>
+        <w:szCs w:val="18"/>
+      </w:rPr>
+    </w:lvl>
+    <w:lvl w:ilvl="6">
+      <w:start w:val="1"/>
+      <w:numFmt w:val="bullet"/>
+      <w:lvlText w:val=""/>
+      <w:lvlJc w:val="start"/>
+      <w:pPr>
+        <w:tabs>
+          <w:tab w:val="num" w:pos="2880"/>
+        </w:tabs>
+        <w:ind w:start="2880" w:hanging="360"/>
+      </w:pPr>
+      <w:rPr>
+        <w:rFonts w:ascii="Symbol" w:hAnsi="Symbol" w:cs="Symbol" w:hint="default"/>
+        <w:sz w:val="18"/>
+        <w:szCs w:val="18"/>
+      </w:rPr>
+    </w:lvl>
+    <w:lvl w:ilvl="7">
+      <w:start w:val="1"/>
+      <w:numFmt w:val="bullet"/>
+      <w:lvlText w:val="◦"/>
+      <w:lvlJc w:val="start"/>
+      <w:pPr>
+        <w:tabs>
+          <w:tab w:val="num" w:pos="3240"/>
+        </w:tabs>
+        <w:ind w:start="3240" w:hanging="360"/>
+      </w:pPr>
+      <w:rPr>
+        <w:rFonts w:ascii="OpenSymbol" w:hAnsi="OpenSymbol" w:cs="OpenSymbol" w:hint="default"/>
+        <w:sz w:val="18"/>
+        <w:szCs w:val="18"/>
+      </w:rPr>
+    </w:lvl>
+    <w:lvl w:ilvl="8">
+      <w:start w:val="1"/>
+      <w:numFmt w:val="bullet"/>
+      <w:lvlText w:val="▪"/>
+      <w:lvlJc w:val="start"/>
+      <w:pPr>
+        <w:tabs>
+          <w:tab w:val="num" w:pos="3600"/>
+        </w:tabs>
+        <w:ind w:start="3600" w:hanging="360"/>
+      </w:pPr>
+      <w:rPr>
+        <w:rFonts w:ascii="OpenSymbol" w:hAnsi="OpenSymbol" w:cs="OpenSymbol" w:hint="default"/>
+        <w:sz w:val="18"/>
+        <w:szCs w:val="18"/>
+      </w:rPr>
+    </w:lvl>
+  </w:abstractNum>
+  <w:abstractNum w:abstractNumId="5">
     <w:lvl w:ilvl="0">
       <w:start w:val="1"/>
       <w:numFmt w:val="bullet"/>
@@ -6198,6 +6313,9 @@
   <w:num w:numId="4">
     <w:abstractNumId w:val="4"/>
   </w:num>
+  <w:num w:numId="5">
+    <w:abstractNumId w:val="5"/>
+  </w:num>
 </w:numbering>
 </file>
 
@@ -6224,10 +6342,11 @@
     <w:qFormat/>
     <w:pPr>
       <w:widowControl w:val="false"/>
-      <w:kinsoku w:val="true"/>
-      <w:overflowPunct w:val="true"/>
-      <w:autoSpaceDE w:val="true"/>
+      <w:suppressAutoHyphens w:val="true"/>
+      <w:overflowPunct w:val="false"/>
       <w:bidi w:val="0"/>
+      <w:spacing w:before="0" w:after="0"/>
+      <w:jc w:val="start"/>
     </w:pPr>
     <w:rPr>
       <w:rFonts w:ascii="Times New Roman" w:hAnsi="Times New Roman" w:eastAsia="Lucida Sans Unicode" w:cs="Tahoma"/>
@@ -6389,8 +6508,8 @@
     <w:qFormat/>
     <w:rPr/>
   </w:style>
-  <w:style w:type="character" w:styleId="Bullets">
-    <w:name w:val="Bullets"/>
+  <w:style w:type="character" w:styleId="Bulletsuser">
+    <w:name w:val="Bullets (user)"/>
     <w:qFormat/>
     <w:rPr>
       <w:rFonts w:ascii="StarSymbol" w:hAnsi="StarSymbol" w:eastAsia="StarSymbol" w:cs="StarSymbol"/>
@@ -6435,8 +6554,8 @@
       <w:vertAlign w:val="subscript"/>
     </w:rPr>
   </w:style>
-  <w:style w:type="character" w:styleId="Quotation">
-    <w:name w:val="Quotation"/>
+  <w:style w:type="character" w:styleId="Quotationuser">
+    <w:name w:val="Quotation (user)"/>
     <w:qFormat/>
     <w:rPr>
       <w:i/>
@@ -6457,10 +6576,17 @@
       <w:u w:val="single"/>
     </w:rPr>
   </w:style>
+  <w:style w:type="character" w:styleId="FootnoteCharactersuser">
+    <w:name w:val="Footnote Characters (user)"/>
+    <w:qFormat/>
+    <w:rPr/>
+  </w:style>
   <w:style w:type="character" w:styleId="FootnoteCharacters">
     <w:name w:val="Footnote Characters"/>
     <w:qFormat/>
-    <w:rPr/>
+    <w:rPr>
+      <w:vertAlign w:val="superscript"/>
+    </w:rPr>
   </w:style>
   <w:style w:type="character" w:styleId="FootnoteReference">
     <w:name w:val="footnote reference"/>
@@ -6478,43 +6604,22 @@
     <w:qFormat/>
     <w:rPr/>
   </w:style>
+  <w:style w:type="character" w:styleId="EndnoteCharacters">
+    <w:name w:val="Endnote Characters"/>
+    <w:qFormat/>
+    <w:rPr>
+      <w:vertAlign w:val="superscript"/>
+    </w:rPr>
+  </w:style>
   <w:style w:type="character" w:styleId="EndnoteReference">
     <w:name w:val="endnote reference"/>
     <w:rPr>
       <w:vertAlign w:val="superscript"/>
     </w:rPr>
   </w:style>
-  <w:style w:type="character" w:styleId="EndnoteCharacters">
-    <w:name w:val="Endnote Characters"/>
+  <w:style w:type="character" w:styleId="EndnoteCharactersuser">
+    <w:name w:val="Endnote Characters (user)"/>
     <w:qFormat/>
-    <w:rPr/>
-  </w:style>
-  <w:style w:type="paragraph" w:styleId="Author">
-    <w:name w:val="Author"/>
-    <w:basedOn w:val="Normal"/>
-    <w:qFormat/>
-    <w:pPr>
-      <w:jc w:val="center"/>
-    </w:pPr>
-    <w:rPr/>
-  </w:style>
-  <w:style w:type="paragraph" w:styleId="Date">
-    <w:name w:val="Date"/>
-    <w:basedOn w:val="Normal"/>
-    <w:qFormat/>
-    <w:pPr>
-      <w:jc w:val="center"/>
-    </w:pPr>
-    <w:rPr/>
-  </w:style>
-  <w:style w:type="paragraph" w:styleId="Abstract">
-    <w:name w:val="Abstract"/>
-    <w:basedOn w:val="Normal"/>
-    <w:qFormat/>
-    <w:pPr>
-      <w:spacing w:before="144" w:after="144"/>
-      <w:ind w:hanging="0" w:start="567" w:end="567"/>
-    </w:pPr>
     <w:rPr/>
   </w:style>
   <w:style w:type="paragraph" w:styleId="Heading">
@@ -6564,46 +6669,6 @@
       <w:szCs w:val="24"/>
     </w:rPr>
   </w:style>
-  <w:style w:type="paragraph" w:styleId="TableCaption">
-    <w:name w:val="TableCaption"/>
-    <w:basedOn w:val="Caption"/>
-    <w:qFormat/>
-    <w:pPr/>
-    <w:rPr/>
-  </w:style>
-  <w:style w:type="paragraph" w:styleId="Table">
-    <w:name w:val="Table"/>
-    <w:basedOn w:val="Caption"/>
-    <w:qFormat/>
-    <w:pPr/>
-    <w:rPr/>
-  </w:style>
-  <w:style w:type="paragraph" w:styleId="FigureCaption">
-    <w:name w:val="FigureCaption"/>
-    <w:basedOn w:val="Caption"/>
-    <w:qFormat/>
-    <w:pPr/>
-    <w:rPr/>
-  </w:style>
-  <w:style w:type="paragraph" w:styleId="Figure">
-    <w:name w:val="Figure"/>
-    <w:basedOn w:val="Normal"/>
-    <w:qFormat/>
-    <w:pPr>
-      <w:suppressLineNumbers/>
-    </w:pPr>
-    <w:rPr/>
-  </w:style>
-  <w:style w:type="paragraph" w:styleId="FigureWithCaption">
-    <w:name w:val="FigureWithCaption"/>
-    <w:basedOn w:val="Figure"/>
-    <w:qFormat/>
-    <w:pPr>
-      <w:keepNext w:val="true"/>
-      <w:suppressLineNumbers/>
-    </w:pPr>
-    <w:rPr/>
-  </w:style>
   <w:style w:type="paragraph" w:styleId="Index">
     <w:name w:val="Index"/>
     <w:basedOn w:val="Normal"/>
@@ -6615,8 +6680,76 @@
       <w:rFonts w:cs="Tahoma"/>
     </w:rPr>
   </w:style>
-  <w:style w:type="paragraph" w:styleId="BlockQuotation">
-    <w:name w:val="Block Quotation"/>
+  <w:style w:type="paragraph" w:styleId="Author">
+    <w:name w:val="Author"/>
+    <w:basedOn w:val="Normal"/>
+    <w:qFormat/>
+    <w:pPr>
+      <w:jc w:val="center"/>
+    </w:pPr>
+    <w:rPr/>
+  </w:style>
+  <w:style w:type="paragraph" w:styleId="Date">
+    <w:name w:val="Date"/>
+    <w:basedOn w:val="Normal"/>
+    <w:qFormat/>
+    <w:pPr>
+      <w:jc w:val="center"/>
+    </w:pPr>
+    <w:rPr/>
+  </w:style>
+  <w:style w:type="paragraph" w:styleId="Abstract">
+    <w:name w:val="Abstract"/>
+    <w:basedOn w:val="Normal"/>
+    <w:qFormat/>
+    <w:pPr>
+      <w:spacing w:before="144" w:after="144"/>
+      <w:ind w:hanging="0" w:start="567" w:end="567"/>
+    </w:pPr>
+    <w:rPr/>
+  </w:style>
+  <w:style w:type="paragraph" w:styleId="TableCaption">
+    <w:name w:val="TableCaption"/>
+    <w:basedOn w:val="Caption"/>
+    <w:qFormat/>
+    <w:pPr/>
+    <w:rPr/>
+  </w:style>
+  <w:style w:type="paragraph" w:styleId="Table">
+    <w:name w:val="Table"/>
+    <w:basedOn w:val="Caption"/>
+    <w:qFormat/>
+    <w:pPr/>
+    <w:rPr/>
+  </w:style>
+  <w:style w:type="paragraph" w:styleId="FigureCaption">
+    <w:name w:val="FigureCaption"/>
+    <w:basedOn w:val="Caption"/>
+    <w:qFormat/>
+    <w:pPr/>
+    <w:rPr/>
+  </w:style>
+  <w:style w:type="paragraph" w:styleId="Figure">
+    <w:name w:val="Figure"/>
+    <w:basedOn w:val="Normal"/>
+    <w:qFormat/>
+    <w:pPr>
+      <w:suppressLineNumbers/>
+    </w:pPr>
+    <w:rPr/>
+  </w:style>
+  <w:style w:type="paragraph" w:styleId="FigureWithCaption">
+    <w:name w:val="FigureWithCaption"/>
+    <w:basedOn w:val="Figure"/>
+    <w:qFormat/>
+    <w:pPr>
+      <w:keepNext w:val="true"/>
+      <w:suppressLineNumbers/>
+    </w:pPr>
+    <w:rPr/>
+  </w:style>
+  <w:style w:type="paragraph" w:styleId="BlockQuotationuser">
+    <w:name w:val="Block Quotation (user)"/>
     <w:basedOn w:val="Normal"/>
     <w:qFormat/>
     <w:pPr>
@@ -6901,24 +7034,38 @@
       <w:szCs w:val="32"/>
     </w:rPr>
   </w:style>
-  <w:style w:type="numbering" w:styleId="Bullet">
-    <w:name w:val="Bullet •"/>
+  <w:style w:type="paragraph" w:styleId="Subtitle">
+    <w:name w:val="Subtitle"/>
+    <w:basedOn w:val="Heading"/>
+    <w:next w:val="BodyText"/>
     <w:qFormat/>
-  </w:style>
-  <w:style w:type="numbering" w:styleId="Bullet1">
-    <w:name w:val="Bullet –"/>
+    <w:pPr>
+      <w:spacing w:before="60" w:after="120"/>
+      <w:jc w:val="center"/>
+    </w:pPr>
+    <w:rPr>
+      <w:sz w:val="36"/>
+      <w:szCs w:val="36"/>
+    </w:rPr>
+  </w:style>
+  <w:style w:type="numbering" w:styleId="Bulletuser">
+    <w:name w:val="Bullet • (user)"/>
     <w:qFormat/>
   </w:style>
-  <w:style w:type="numbering" w:styleId="Bullet2">
-    <w:name w:val="Bullet ☑"/>
+  <w:style w:type="numbering" w:styleId="Bulletuser1">
+    <w:name w:val="Bullet – (user)"/>
     <w:qFormat/>
   </w:style>
-  <w:style w:type="numbering" w:styleId="Bullet3">
-    <w:name w:val="Bullet ➢"/>
+  <w:style w:type="numbering" w:styleId="Bulletuser2">
+    <w:name w:val="Bullet ☑ (user)"/>
     <w:qFormat/>
   </w:style>
-  <w:style w:type="numbering" w:styleId="Bullet4">
-    <w:name w:val="Bullet ✗"/>
+  <w:style w:type="numbering" w:styleId="Bulletuser3">
+    <w:name w:val="Bullet ➢ (user)"/>
+    <w:qFormat/>
+  </w:style>
+  <w:style w:type="numbering" w:styleId="Bulletuser4">
+    <w:name w:val="Bullet ✗ (user)"/>
     <w:qFormat/>
   </w:style>
   <w:style w:type="numbering" w:styleId="Numbering1">
